--- a/Wrapper de un Endpoint.docx
+++ b/Wrapper de un Endpoint.docx
@@ -20,7 +20,27 @@
           <w:lang w:eastAsia="es-MX"/>
           <w14:ligatures w14:val="none"/>
         </w:rPr>
-        <w:t xml:space="preserve">Estoy desarrollando un aplicación web </w:t>
+        <w:t xml:space="preserve">Estoy desarrollando </w:t>
+      </w:r>
+      <w:proofErr w:type="gramStart"/>
+      <w:r>
+        <w:rPr>
+          <w:rFonts w:eastAsia="Times New Roman" w:cstheme="minorHAnsi"/>
+          <w:kern w:val="0"/>
+          <w:lang w:eastAsia="es-MX"/>
+          <w14:ligatures w14:val="none"/>
+        </w:rPr>
+        <w:t>un aplicación</w:t>
+      </w:r>
+      <w:proofErr w:type="gramEnd"/>
+      <w:r>
+        <w:rPr>
+          <w:rFonts w:eastAsia="Times New Roman" w:cstheme="minorHAnsi"/>
+          <w:kern w:val="0"/>
+          <w:lang w:eastAsia="es-MX"/>
+          <w14:ligatures w14:val="none"/>
+        </w:rPr>
+        <w:t xml:space="preserve"> web </w:t>
       </w:r>
       <w:proofErr w:type="spellStart"/>
       <w:r>
@@ -83,6 +103,7 @@
         <w:t xml:space="preserve"> como </w:t>
       </w:r>
       <w:proofErr w:type="spellStart"/>
+      <w:proofErr w:type="gramStart"/>
       <w:r>
         <w:rPr>
           <w:rFonts w:eastAsia="Times New Roman" w:cstheme="minorHAnsi"/>
@@ -100,7 +121,17 @@
           <w:lang w:eastAsia="es-MX"/>
           <w14:ligatures w14:val="none"/>
         </w:rPr>
-        <w:t xml:space="preserve"> ? Qué nos dicen las buenas prácticas de desarrollo de software, que pros y contras hay de dejarlo como servicio para que se consuma por el </w:t>
+        <w:t xml:space="preserve"> ?</w:t>
+      </w:r>
+      <w:proofErr w:type="gramEnd"/>
+      <w:r>
+        <w:rPr>
+          <w:rFonts w:eastAsia="Times New Roman" w:cstheme="minorHAnsi"/>
+          <w:kern w:val="0"/>
+          <w:lang w:eastAsia="es-MX"/>
+          <w14:ligatures w14:val="none"/>
+        </w:rPr>
+        <w:t xml:space="preserve"> Qué nos dicen las buenas prácticas de desarrollo de software, que pros y contras hay de dejarlo como servicio para que se consuma por el </w:t>
       </w:r>
       <w:proofErr w:type="spellStart"/>
       <w:r>
@@ -287,8 +318,21 @@
           <w:lang w:eastAsia="es-MX"/>
           <w14:ligatures w14:val="none"/>
         </w:rPr>
-        <w:t>1. Desacoplamiento del proveedor externo</w:t>
-      </w:r>
+        <w:t xml:space="preserve">1. Desacoplamiento del proveedor </w:t>
+      </w:r>
+      <w:proofErr w:type="gramStart"/>
+      <w:r>
+        <w:rPr>
+          <w:rFonts w:eastAsia="Times New Roman" w:cstheme="minorHAnsi"/>
+          <w:b/>
+          <w:bCs/>
+          <w:kern w:val="0"/>
+          <w:lang w:eastAsia="es-MX"/>
+          <w14:ligatures w14:val="none"/>
+        </w:rPr>
+        <w:t>externo</w:t>
+      </w:r>
+      <w:proofErr w:type="gramEnd"/>
       <w:r>
         <w:rPr>
           <w:rFonts w:eastAsia="Times New Roman" w:cstheme="minorHAnsi"/>
@@ -3288,6 +3332,7 @@
         <w:t xml:space="preserve">. Voy a crear los archivos del proyecto para que puedas </w:t>
       </w:r>
       <w:proofErr w:type="spellStart"/>
+      <w:proofErr w:type="gramStart"/>
       <w:r>
         <w:rPr>
           <w:rFonts w:cstheme="minorHAnsi"/>
@@ -3295,6 +3340,7 @@
         <w:t>descargarlos.Ahora</w:t>
       </w:r>
       <w:proofErr w:type="spellEnd"/>
+      <w:proofErr w:type="gramEnd"/>
       <w:r>
         <w:rPr>
           <w:rFonts w:cstheme="minorHAnsi"/>
@@ -3309,11 +3355,19 @@
         <w:t>checklist</w:t>
       </w:r>
       <w:proofErr w:type="spellEnd"/>
-      <w:r>
-        <w:rPr>
-          <w:rFonts w:cstheme="minorHAnsi"/>
-        </w:rPr>
-        <w:t xml:space="preserve">):The </w:t>
+      <w:proofErr w:type="gramStart"/>
+      <w:r>
+        <w:rPr>
+          <w:rFonts w:cstheme="minorHAnsi"/>
+        </w:rPr>
+        <w:t>):The</w:t>
+      </w:r>
+      <w:proofErr w:type="gramEnd"/>
+      <w:r>
+        <w:rPr>
+          <w:rFonts w:cstheme="minorHAnsi"/>
+        </w:rPr>
+        <w:t xml:space="preserve"> </w:t>
       </w:r>
       <w:proofErr w:type="spellStart"/>
       <w:r>
@@ -3656,7 +3710,21 @@
         <w:rPr>
           <w:rFonts w:cstheme="minorHAnsi"/>
         </w:rPr>
-        <w:t xml:space="preserve"> apunta a target 1.8 para verificar sintaxis):No tengo acceso a Maven Central desde este entorno para hacer un </w:t>
+        <w:t xml:space="preserve"> apunta a target 1.8 para verificar sintaxis</w:t>
+      </w:r>
+      <w:proofErr w:type="gramStart"/>
+      <w:r>
+        <w:rPr>
+          <w:rFonts w:cstheme="minorHAnsi"/>
+        </w:rPr>
+        <w:t>):No</w:t>
+      </w:r>
+      <w:proofErr w:type="gramEnd"/>
+      <w:r>
+        <w:rPr>
+          <w:rFonts w:cstheme="minorHAnsi"/>
+        </w:rPr>
+        <w:t xml:space="preserve"> tengo acceso a Maven Central desde este entorno para hacer un </w:t>
       </w:r>
       <w:proofErr w:type="spellStart"/>
       <w:r>
@@ -3715,6 +3783,7 @@
         <w:t xml:space="preserve"> </w:t>
       </w:r>
       <w:proofErr w:type="spellStart"/>
+      <w:proofErr w:type="gramStart"/>
       <w:r>
         <w:rPr>
           <w:rFonts w:cstheme="minorHAnsi"/>
@@ -3730,6 +3799,7 @@
         <w:t>Nota</w:t>
       </w:r>
       <w:proofErr w:type="spellEnd"/>
+      <w:proofErr w:type="gramEnd"/>
       <w:r>
         <w:rPr>
           <w:rFonts w:cstheme="minorHAnsi"/>
@@ -4424,6 +4494,9 @@
     </w:p>
     <w:p>
       <w:pPr>
+        <w:pBdr>
+          <w:bottom w:val="single" w:sz="6" w:space="1" w:color="auto"/>
+        </w:pBdr>
         <w:spacing w:line="200" w:lineRule="atLeast"/>
         <w:jc w:val="both"/>
         <w:rPr>
@@ -4477,6 +4550,2763 @@
           <w:rFonts w:cstheme="minorHAnsi"/>
         </w:rPr>
         <w:t xml:space="preserve"> para cuando el circuito esté abierto.</w:t>
+      </w:r>
+    </w:p>
+    <w:p>
+      <w:pPr>
+        <w:rPr>
+          <w:rFonts w:cstheme="minorHAnsi"/>
+        </w:rPr>
+      </w:pPr>
+      <w:r>
+        <w:rPr>
+          <w:rFonts w:cstheme="minorHAnsi"/>
+        </w:rPr>
+        <w:br w:type="page"/>
+      </w:r>
+    </w:p>
+    <w:p>
+      <w:pPr>
+        <w:spacing w:line="200" w:lineRule="atLeast"/>
+        <w:jc w:val="both"/>
+        <w:rPr>
+          <w:rFonts w:cstheme="minorHAnsi"/>
+        </w:rPr>
+      </w:pPr>
+    </w:p>
+    <w:p>
+      <w:pPr>
+        <w:spacing w:line="200" w:lineRule="atLeast"/>
+        <w:jc w:val="both"/>
+        <w:rPr>
+          <w:rFonts w:cstheme="minorHAnsi"/>
+        </w:rPr>
+      </w:pPr>
+      <w:r>
+        <w:rPr>
+          <w:rFonts w:cstheme="minorHAnsi"/>
+        </w:rPr>
+        <w:t xml:space="preserve">Tengo un microservicio hecho con </w:t>
+      </w:r>
+      <w:proofErr w:type="spellStart"/>
+      <w:r>
+        <w:rPr>
+          <w:rFonts w:cstheme="minorHAnsi"/>
+        </w:rPr>
+        <w:t>maven</w:t>
+      </w:r>
+      <w:proofErr w:type="spellEnd"/>
+      <w:r>
+        <w:rPr>
+          <w:rFonts w:cstheme="minorHAnsi"/>
+        </w:rPr>
+        <w:t xml:space="preserve">, java 1.8, </w:t>
+      </w:r>
+      <w:proofErr w:type="spellStart"/>
+      <w:r>
+        <w:rPr>
+          <w:rFonts w:cstheme="minorHAnsi"/>
+        </w:rPr>
+        <w:t>spring</w:t>
+      </w:r>
+      <w:proofErr w:type="spellEnd"/>
+      <w:r>
+        <w:rPr>
+          <w:rFonts w:cstheme="minorHAnsi"/>
+        </w:rPr>
+        <w:t xml:space="preserve"> </w:t>
+      </w:r>
+      <w:proofErr w:type="spellStart"/>
+      <w:r>
+        <w:rPr>
+          <w:rFonts w:cstheme="minorHAnsi"/>
+        </w:rPr>
+        <w:t>boot</w:t>
+      </w:r>
+      <w:proofErr w:type="spellEnd"/>
+      <w:r>
+        <w:rPr>
+          <w:rFonts w:cstheme="minorHAnsi"/>
+        </w:rPr>
+        <w:t xml:space="preserve"> 2.7.18, open </w:t>
+      </w:r>
+      <w:proofErr w:type="spellStart"/>
+      <w:r>
+        <w:rPr>
+          <w:rFonts w:cstheme="minorHAnsi"/>
+        </w:rPr>
+        <w:t>liberty</w:t>
+      </w:r>
+      <w:proofErr w:type="spellEnd"/>
+      <w:r>
+        <w:rPr>
+          <w:rFonts w:cstheme="minorHAnsi"/>
+        </w:rPr>
+        <w:t>, db2. Cuál es una mejor práctica de desarrollo para estructurar mis módulos, es decir, para organizarlos por paquetes dentro del proyecto. A nivel de directorios y paquetes que sea fácilmente de entender para nuevos desarrolladores y para hacerlo más ligero.</w:t>
+      </w:r>
+    </w:p>
+    <w:p>
+      <w:pPr>
+        <w:spacing w:line="200" w:lineRule="atLeast"/>
+        <w:jc w:val="both"/>
+        <w:rPr>
+          <w:rFonts w:cstheme="minorHAnsi"/>
+        </w:rPr>
+      </w:pPr>
+    </w:p>
+    <w:p>
+      <w:pPr>
+        <w:spacing w:line="200" w:lineRule="atLeast"/>
+        <w:jc w:val="both"/>
+        <w:rPr>
+          <w:rFonts w:cstheme="minorHAnsi"/>
+        </w:rPr>
+      </w:pPr>
+      <w:r>
+        <w:rPr>
+          <w:rFonts w:cstheme="minorHAnsi"/>
+        </w:rPr>
+        <w:t xml:space="preserve">Para un microservicio con ese </w:t>
+      </w:r>
+      <w:proofErr w:type="spellStart"/>
+      <w:r>
+        <w:rPr>
+          <w:rFonts w:cstheme="minorHAnsi"/>
+        </w:rPr>
+        <w:t>stack</w:t>
+      </w:r>
+      <w:proofErr w:type="spellEnd"/>
+      <w:r>
+        <w:rPr>
+          <w:rFonts w:cstheme="minorHAnsi"/>
+        </w:rPr>
+        <w:t xml:space="preserve"> (Spring Boot 2.7.18 + Open Liberty + DB2), la práctica más recomendada hoy en día es el </w:t>
+      </w:r>
+      <w:r>
+        <w:rPr>
+          <w:rFonts w:cstheme="minorHAnsi"/>
+          <w:b/>
+          <w:bCs/>
+        </w:rPr>
+        <w:t>empaquetado por funcionalidad (</w:t>
+      </w:r>
+      <w:proofErr w:type="spellStart"/>
+      <w:r>
+        <w:rPr>
+          <w:rFonts w:cstheme="minorHAnsi"/>
+          <w:b/>
+          <w:bCs/>
+        </w:rPr>
+        <w:t>package</w:t>
+      </w:r>
+      <w:proofErr w:type="spellEnd"/>
+      <w:r>
+        <w:rPr>
+          <w:rFonts w:cstheme="minorHAnsi"/>
+          <w:b/>
+          <w:bCs/>
+        </w:rPr>
+        <w:t xml:space="preserve"> </w:t>
+      </w:r>
+      <w:proofErr w:type="spellStart"/>
+      <w:r>
+        <w:rPr>
+          <w:rFonts w:cstheme="minorHAnsi"/>
+          <w:b/>
+          <w:bCs/>
+        </w:rPr>
+        <w:t>by</w:t>
+      </w:r>
+      <w:proofErr w:type="spellEnd"/>
+      <w:r>
+        <w:rPr>
+          <w:rFonts w:cstheme="minorHAnsi"/>
+          <w:b/>
+          <w:bCs/>
+        </w:rPr>
+        <w:t xml:space="preserve"> </w:t>
+      </w:r>
+      <w:proofErr w:type="spellStart"/>
+      <w:r>
+        <w:rPr>
+          <w:rFonts w:cstheme="minorHAnsi"/>
+          <w:b/>
+          <w:bCs/>
+        </w:rPr>
+        <w:t>feature</w:t>
+      </w:r>
+      <w:proofErr w:type="spellEnd"/>
+      <w:r>
+        <w:rPr>
+          <w:rFonts w:cstheme="minorHAnsi"/>
+          <w:b/>
+          <w:bCs/>
+        </w:rPr>
+        <w:t>)</w:t>
+      </w:r>
+      <w:r>
+        <w:rPr>
+          <w:rFonts w:cstheme="minorHAnsi"/>
+        </w:rPr>
+        <w:t xml:space="preserve"> en lugar del clásico empaquetado por capas (</w:t>
+      </w:r>
+      <w:proofErr w:type="spellStart"/>
+      <w:r>
+        <w:rPr>
+          <w:rFonts w:cstheme="minorHAnsi"/>
+        </w:rPr>
+        <w:t>package</w:t>
+      </w:r>
+      <w:proofErr w:type="spellEnd"/>
+      <w:r>
+        <w:rPr>
+          <w:rFonts w:cstheme="minorHAnsi"/>
+        </w:rPr>
+        <w:t xml:space="preserve"> </w:t>
+      </w:r>
+      <w:proofErr w:type="spellStart"/>
+      <w:r>
+        <w:rPr>
+          <w:rFonts w:cstheme="minorHAnsi"/>
+        </w:rPr>
+        <w:t>by</w:t>
+      </w:r>
+      <w:proofErr w:type="spellEnd"/>
+      <w:r>
+        <w:rPr>
+          <w:rFonts w:cstheme="minorHAnsi"/>
+        </w:rPr>
+        <w:t xml:space="preserve"> </w:t>
+      </w:r>
+      <w:proofErr w:type="spellStart"/>
+      <w:r>
+        <w:rPr>
+          <w:rFonts w:cstheme="minorHAnsi"/>
+        </w:rPr>
+        <w:t>layer</w:t>
+      </w:r>
+      <w:proofErr w:type="spellEnd"/>
+      <w:r>
+        <w:rPr>
+          <w:rFonts w:cstheme="minorHAnsi"/>
+        </w:rPr>
+        <w:t xml:space="preserve">). Es más fácil de entender para nuevos </w:t>
+      </w:r>
+      <w:proofErr w:type="spellStart"/>
+      <w:r>
+        <w:rPr>
+          <w:rFonts w:cstheme="minorHAnsi"/>
+        </w:rPr>
+        <w:t>devs</w:t>
+      </w:r>
+      <w:proofErr w:type="spellEnd"/>
+      <w:r>
+        <w:rPr>
+          <w:rFonts w:cstheme="minorHAnsi"/>
+        </w:rPr>
+        <w:t xml:space="preserve"> porque todo lo relacionado a un caso de uso vive junto, y es más ligero de mantener porque evita el acoplamiento innecesario entre capas transversales.</w:t>
+      </w:r>
+    </w:p>
+    <w:p>
+      <w:pPr>
+        <w:spacing w:line="200" w:lineRule="atLeast"/>
+        <w:jc w:val="both"/>
+        <w:rPr>
+          <w:rFonts w:cstheme="minorHAnsi"/>
+          <w:b/>
+          <w:bCs/>
+        </w:rPr>
+      </w:pPr>
+      <w:r>
+        <w:rPr>
+          <w:rFonts w:cstheme="minorHAnsi"/>
+          <w:b/>
+          <w:bCs/>
+        </w:rPr>
+        <w:t>Comparación rápida</w:t>
+      </w:r>
+    </w:p>
+    <w:p>
+      <w:pPr>
+        <w:spacing w:line="200" w:lineRule="atLeast"/>
+        <w:jc w:val="both"/>
+        <w:rPr>
+          <w:rFonts w:cstheme="minorHAnsi"/>
+        </w:rPr>
+      </w:pPr>
+      <w:r>
+        <w:rPr>
+          <w:rFonts w:cstheme="minorHAnsi"/>
+          <w:b/>
+          <w:bCs/>
+        </w:rPr>
+        <w:t>Por capas (evitar en microservicios nuevos):</w:t>
+      </w:r>
+    </w:p>
+    <w:p>
+      <w:pPr>
+        <w:spacing w:line="200" w:lineRule="atLeast"/>
+        <w:jc w:val="both"/>
+        <w:rPr>
+          <w:rFonts w:cstheme="minorHAnsi"/>
+        </w:rPr>
+      </w:pPr>
+      <w:proofErr w:type="spellStart"/>
+      <w:proofErr w:type="gramStart"/>
+      <w:r>
+        <w:rPr>
+          <w:rFonts w:cstheme="minorHAnsi"/>
+        </w:rPr>
+        <w:t>com.empresa</w:t>
+      </w:r>
+      <w:proofErr w:type="gramEnd"/>
+      <w:r>
+        <w:rPr>
+          <w:rFonts w:cstheme="minorHAnsi"/>
+        </w:rPr>
+        <w:t>.miservicio</w:t>
+      </w:r>
+      <w:proofErr w:type="spellEnd"/>
+    </w:p>
+    <w:p>
+      <w:pPr>
+        <w:spacing w:line="200" w:lineRule="atLeast"/>
+        <w:jc w:val="both"/>
+        <w:rPr>
+          <w:rFonts w:cstheme="minorHAnsi"/>
+        </w:rPr>
+      </w:pPr>
+      <w:r>
+        <w:rPr>
+          <w:rFonts w:ascii="MS Gothic" w:eastAsia="MS Gothic" w:hAnsi="MS Gothic" w:cs="MS Gothic" w:hint="eastAsia"/>
+        </w:rPr>
+        <w:t>├</w:t>
+      </w:r>
+      <w:r>
+        <w:rPr>
+          <w:rFonts w:ascii="Calibri" w:hAnsi="Calibri" w:cs="Calibri"/>
+        </w:rPr>
+        <w:t>──</w:t>
+      </w:r>
+      <w:r>
+        <w:rPr>
+          <w:rFonts w:cstheme="minorHAnsi"/>
+        </w:rPr>
+        <w:t xml:space="preserve"> </w:t>
+      </w:r>
+      <w:proofErr w:type="spellStart"/>
+      <w:r>
+        <w:rPr>
+          <w:rFonts w:cstheme="minorHAnsi"/>
+        </w:rPr>
+        <w:t>controller</w:t>
+      </w:r>
+      <w:proofErr w:type="spellEnd"/>
+    </w:p>
+    <w:p>
+      <w:pPr>
+        <w:spacing w:line="200" w:lineRule="atLeast"/>
+        <w:jc w:val="both"/>
+        <w:rPr>
+          <w:rFonts w:cstheme="minorHAnsi"/>
+        </w:rPr>
+      </w:pPr>
+      <w:r>
+        <w:rPr>
+          <w:rFonts w:ascii="MS Gothic" w:eastAsia="MS Gothic" w:hAnsi="MS Gothic" w:cs="MS Gothic" w:hint="eastAsia"/>
+        </w:rPr>
+        <w:t>├</w:t>
+      </w:r>
+      <w:r>
+        <w:rPr>
+          <w:rFonts w:ascii="Calibri" w:hAnsi="Calibri" w:cs="Calibri"/>
+        </w:rPr>
+        <w:t>──</w:t>
+      </w:r>
+      <w:r>
+        <w:rPr>
+          <w:rFonts w:cstheme="minorHAnsi"/>
+        </w:rPr>
+        <w:t xml:space="preserve"> </w:t>
+      </w:r>
+      <w:proofErr w:type="spellStart"/>
+      <w:r>
+        <w:rPr>
+          <w:rFonts w:cstheme="minorHAnsi"/>
+        </w:rPr>
+        <w:t>service</w:t>
+      </w:r>
+      <w:proofErr w:type="spellEnd"/>
+    </w:p>
+    <w:p>
+      <w:pPr>
+        <w:spacing w:line="200" w:lineRule="atLeast"/>
+        <w:jc w:val="both"/>
+        <w:rPr>
+          <w:rFonts w:cstheme="minorHAnsi"/>
+        </w:rPr>
+      </w:pPr>
+      <w:r>
+        <w:rPr>
+          <w:rFonts w:ascii="MS Gothic" w:eastAsia="MS Gothic" w:hAnsi="MS Gothic" w:cs="MS Gothic" w:hint="eastAsia"/>
+        </w:rPr>
+        <w:t>├</w:t>
+      </w:r>
+      <w:r>
+        <w:rPr>
+          <w:rFonts w:ascii="Calibri" w:hAnsi="Calibri" w:cs="Calibri"/>
+        </w:rPr>
+        <w:t>──</w:t>
+      </w:r>
+      <w:r>
+        <w:rPr>
+          <w:rFonts w:cstheme="minorHAnsi"/>
+        </w:rPr>
+        <w:t xml:space="preserve"> </w:t>
+      </w:r>
+      <w:proofErr w:type="spellStart"/>
+      <w:r>
+        <w:rPr>
+          <w:rFonts w:cstheme="minorHAnsi"/>
+        </w:rPr>
+        <w:t>repository</w:t>
+      </w:r>
+      <w:proofErr w:type="spellEnd"/>
+    </w:p>
+    <w:p>
+      <w:pPr>
+        <w:spacing w:line="200" w:lineRule="atLeast"/>
+        <w:jc w:val="both"/>
+        <w:rPr>
+          <w:rFonts w:cstheme="minorHAnsi"/>
+        </w:rPr>
+      </w:pPr>
+      <w:r>
+        <w:rPr>
+          <w:rFonts w:ascii="MS Gothic" w:eastAsia="MS Gothic" w:hAnsi="MS Gothic" w:cs="MS Gothic" w:hint="eastAsia"/>
+        </w:rPr>
+        <w:t>├</w:t>
+      </w:r>
+      <w:r>
+        <w:rPr>
+          <w:rFonts w:ascii="Calibri" w:hAnsi="Calibri" w:cs="Calibri"/>
+        </w:rPr>
+        <w:t>──</w:t>
+      </w:r>
+      <w:r>
+        <w:rPr>
+          <w:rFonts w:cstheme="minorHAnsi"/>
+        </w:rPr>
+        <w:t xml:space="preserve"> </w:t>
+      </w:r>
+      <w:proofErr w:type="spellStart"/>
+      <w:r>
+        <w:rPr>
+          <w:rFonts w:cstheme="minorHAnsi"/>
+        </w:rPr>
+        <w:t>model</w:t>
+      </w:r>
+      <w:proofErr w:type="spellEnd"/>
+    </w:p>
+    <w:p>
+      <w:pPr>
+        <w:spacing w:line="200" w:lineRule="atLeast"/>
+        <w:jc w:val="both"/>
+        <w:rPr>
+          <w:rFonts w:cstheme="minorHAnsi"/>
+        </w:rPr>
+      </w:pPr>
+      <w:r>
+        <w:rPr>
+          <w:rFonts w:cstheme="minorHAnsi"/>
+        </w:rPr>
+        <w:t xml:space="preserve">└── </w:t>
+      </w:r>
+      <w:proofErr w:type="spellStart"/>
+      <w:r>
+        <w:rPr>
+          <w:rFonts w:cstheme="minorHAnsi"/>
+        </w:rPr>
+        <w:t>dto</w:t>
+      </w:r>
+      <w:proofErr w:type="spellEnd"/>
+    </w:p>
+    <w:p>
+      <w:pPr>
+        <w:spacing w:line="200" w:lineRule="atLeast"/>
+        <w:jc w:val="both"/>
+        <w:rPr>
+          <w:rFonts w:cstheme="minorHAnsi"/>
+        </w:rPr>
+      </w:pPr>
+      <w:r>
+        <w:rPr>
+          <w:rFonts w:cstheme="minorHAnsi"/>
+        </w:rPr>
+        <w:t>Problema: para entender "cómo funciona X", saltas entre 4-5 paquetes distintos. Con 20+ entidades esto se vuelve difícil de navegar.</w:t>
+      </w:r>
+    </w:p>
+    <w:p>
+      <w:pPr>
+        <w:spacing w:line="200" w:lineRule="atLeast"/>
+        <w:jc w:val="both"/>
+        <w:rPr>
+          <w:rFonts w:cstheme="minorHAnsi"/>
+        </w:rPr>
+      </w:pPr>
+      <w:r>
+        <w:rPr>
+          <w:rFonts w:cstheme="minorHAnsi"/>
+          <w:b/>
+          <w:bCs/>
+        </w:rPr>
+        <w:t>Por funcionalidad/dominio (recomendado):</w:t>
+      </w:r>
+    </w:p>
+    <w:p>
+      <w:pPr>
+        <w:spacing w:line="200" w:lineRule="atLeast"/>
+        <w:jc w:val="both"/>
+        <w:rPr>
+          <w:rFonts w:cstheme="minorHAnsi"/>
+        </w:rPr>
+      </w:pPr>
+      <w:proofErr w:type="spellStart"/>
+      <w:proofErr w:type="gramStart"/>
+      <w:r>
+        <w:rPr>
+          <w:rFonts w:cstheme="minorHAnsi"/>
+        </w:rPr>
+        <w:t>com.empresa</w:t>
+      </w:r>
+      <w:proofErr w:type="gramEnd"/>
+      <w:r>
+        <w:rPr>
+          <w:rFonts w:cstheme="minorHAnsi"/>
+        </w:rPr>
+        <w:t>.miservicio</w:t>
+      </w:r>
+      <w:proofErr w:type="spellEnd"/>
+    </w:p>
+    <w:p>
+      <w:pPr>
+        <w:spacing w:line="200" w:lineRule="atLeast"/>
+        <w:jc w:val="both"/>
+        <w:rPr>
+          <w:rFonts w:cstheme="minorHAnsi"/>
+        </w:rPr>
+      </w:pPr>
+      <w:r>
+        <w:rPr>
+          <w:rFonts w:ascii="MS Gothic" w:eastAsia="MS Gothic" w:hAnsi="MS Gothic" w:cs="MS Gothic" w:hint="eastAsia"/>
+        </w:rPr>
+        <w:t>├</w:t>
+      </w:r>
+      <w:r>
+        <w:rPr>
+          <w:rFonts w:ascii="Calibri" w:hAnsi="Calibri" w:cs="Calibri"/>
+        </w:rPr>
+        <w:t>──</w:t>
+      </w:r>
+      <w:r>
+        <w:rPr>
+          <w:rFonts w:cstheme="minorHAnsi"/>
+        </w:rPr>
+        <w:t xml:space="preserve"> cliente</w:t>
+      </w:r>
+    </w:p>
+    <w:p>
+      <w:pPr>
+        <w:spacing w:line="200" w:lineRule="atLeast"/>
+        <w:jc w:val="both"/>
+        <w:rPr>
+          <w:rFonts w:cstheme="minorHAnsi"/>
+        </w:rPr>
+      </w:pPr>
+      <w:r>
+        <w:rPr>
+          <w:rFonts w:cstheme="minorHAnsi"/>
+        </w:rPr>
+        <w:t xml:space="preserve">│   </w:t>
+      </w:r>
+      <w:r>
+        <w:rPr>
+          <w:rFonts w:ascii="MS Gothic" w:eastAsia="MS Gothic" w:hAnsi="MS Gothic" w:cs="MS Gothic" w:hint="eastAsia"/>
+        </w:rPr>
+        <w:t>├</w:t>
+      </w:r>
+      <w:r>
+        <w:rPr>
+          <w:rFonts w:ascii="Calibri" w:hAnsi="Calibri" w:cs="Calibri"/>
+        </w:rPr>
+        <w:t>──</w:t>
+      </w:r>
+      <w:r>
+        <w:rPr>
+          <w:rFonts w:cstheme="minorHAnsi"/>
+        </w:rPr>
+        <w:t xml:space="preserve"> ClienteController.java</w:t>
+      </w:r>
+    </w:p>
+    <w:p>
+      <w:pPr>
+        <w:spacing w:line="200" w:lineRule="atLeast"/>
+        <w:jc w:val="both"/>
+        <w:rPr>
+          <w:rFonts w:cstheme="minorHAnsi"/>
+        </w:rPr>
+      </w:pPr>
+      <w:r>
+        <w:rPr>
+          <w:rFonts w:cstheme="minorHAnsi"/>
+        </w:rPr>
+        <w:t xml:space="preserve">│   </w:t>
+      </w:r>
+      <w:r>
+        <w:rPr>
+          <w:rFonts w:ascii="MS Gothic" w:eastAsia="MS Gothic" w:hAnsi="MS Gothic" w:cs="MS Gothic" w:hint="eastAsia"/>
+        </w:rPr>
+        <w:t>├</w:t>
+      </w:r>
+      <w:r>
+        <w:rPr>
+          <w:rFonts w:ascii="Calibri" w:hAnsi="Calibri" w:cs="Calibri"/>
+        </w:rPr>
+        <w:t>──</w:t>
+      </w:r>
+      <w:r>
+        <w:rPr>
+          <w:rFonts w:cstheme="minorHAnsi"/>
+        </w:rPr>
+        <w:t xml:space="preserve"> ClienteService.java</w:t>
+      </w:r>
+    </w:p>
+    <w:p>
+      <w:pPr>
+        <w:spacing w:line="200" w:lineRule="atLeast"/>
+        <w:jc w:val="both"/>
+        <w:rPr>
+          <w:rFonts w:cstheme="minorHAnsi"/>
+        </w:rPr>
+      </w:pPr>
+      <w:r>
+        <w:rPr>
+          <w:rFonts w:cstheme="minorHAnsi"/>
+        </w:rPr>
+        <w:t xml:space="preserve">│   </w:t>
+      </w:r>
+      <w:r>
+        <w:rPr>
+          <w:rFonts w:ascii="MS Gothic" w:eastAsia="MS Gothic" w:hAnsi="MS Gothic" w:cs="MS Gothic" w:hint="eastAsia"/>
+        </w:rPr>
+        <w:t>├</w:t>
+      </w:r>
+      <w:r>
+        <w:rPr>
+          <w:rFonts w:ascii="Calibri" w:hAnsi="Calibri" w:cs="Calibri"/>
+        </w:rPr>
+        <w:t>──</w:t>
+      </w:r>
+      <w:r>
+        <w:rPr>
+          <w:rFonts w:cstheme="minorHAnsi"/>
+        </w:rPr>
+        <w:t xml:space="preserve"> ClienteRepository.java</w:t>
+      </w:r>
+    </w:p>
+    <w:p>
+      <w:pPr>
+        <w:spacing w:line="200" w:lineRule="atLeast"/>
+        <w:jc w:val="both"/>
+        <w:rPr>
+          <w:rFonts w:cstheme="minorHAnsi"/>
+        </w:rPr>
+      </w:pPr>
+      <w:r>
+        <w:rPr>
+          <w:rFonts w:cstheme="minorHAnsi"/>
+        </w:rPr>
+        <w:t xml:space="preserve">│   </w:t>
+      </w:r>
+      <w:r>
+        <w:rPr>
+          <w:rFonts w:ascii="MS Gothic" w:eastAsia="MS Gothic" w:hAnsi="MS Gothic" w:cs="MS Gothic" w:hint="eastAsia"/>
+        </w:rPr>
+        <w:t>├</w:t>
+      </w:r>
+      <w:r>
+        <w:rPr>
+          <w:rFonts w:ascii="Calibri" w:hAnsi="Calibri" w:cs="Calibri"/>
+        </w:rPr>
+        <w:t>──</w:t>
+      </w:r>
+      <w:r>
+        <w:rPr>
+          <w:rFonts w:cstheme="minorHAnsi"/>
+        </w:rPr>
+        <w:t xml:space="preserve"> Cliente.java (</w:t>
+      </w:r>
+      <w:proofErr w:type="spellStart"/>
+      <w:r>
+        <w:rPr>
+          <w:rFonts w:cstheme="minorHAnsi"/>
+        </w:rPr>
+        <w:t>entity</w:t>
+      </w:r>
+      <w:proofErr w:type="spellEnd"/>
+      <w:r>
+        <w:rPr>
+          <w:rFonts w:cstheme="minorHAnsi"/>
+        </w:rPr>
+        <w:t>)</w:t>
+      </w:r>
+    </w:p>
+    <w:p>
+      <w:pPr>
+        <w:spacing w:line="200" w:lineRule="atLeast"/>
+        <w:jc w:val="both"/>
+        <w:rPr>
+          <w:rFonts w:cstheme="minorHAnsi"/>
+        </w:rPr>
+      </w:pPr>
+      <w:r>
+        <w:rPr>
+          <w:rFonts w:cstheme="minorHAnsi"/>
+        </w:rPr>
+        <w:t xml:space="preserve">│   └── </w:t>
+      </w:r>
+      <w:proofErr w:type="spellStart"/>
+      <w:r>
+        <w:rPr>
+          <w:rFonts w:cstheme="minorHAnsi"/>
+        </w:rPr>
+        <w:t>dto</w:t>
+      </w:r>
+      <w:proofErr w:type="spellEnd"/>
+    </w:p>
+    <w:p>
+      <w:pPr>
+        <w:spacing w:line="200" w:lineRule="atLeast"/>
+        <w:jc w:val="both"/>
+        <w:rPr>
+          <w:rFonts w:cstheme="minorHAnsi"/>
+        </w:rPr>
+      </w:pPr>
+      <w:r>
+        <w:rPr>
+          <w:rFonts w:cstheme="minorHAnsi"/>
+        </w:rPr>
+        <w:t xml:space="preserve">│       </w:t>
+      </w:r>
+      <w:r>
+        <w:rPr>
+          <w:rFonts w:ascii="MS Gothic" w:eastAsia="MS Gothic" w:hAnsi="MS Gothic" w:cs="MS Gothic" w:hint="eastAsia"/>
+        </w:rPr>
+        <w:t>├</w:t>
+      </w:r>
+      <w:r>
+        <w:rPr>
+          <w:rFonts w:ascii="Calibri" w:hAnsi="Calibri" w:cs="Calibri"/>
+        </w:rPr>
+        <w:t>──</w:t>
+      </w:r>
+      <w:r>
+        <w:rPr>
+          <w:rFonts w:cstheme="minorHAnsi"/>
+        </w:rPr>
+        <w:t xml:space="preserve"> ClienteRequestDTO.java</w:t>
+      </w:r>
+    </w:p>
+    <w:p>
+      <w:pPr>
+        <w:spacing w:line="200" w:lineRule="atLeast"/>
+        <w:jc w:val="both"/>
+        <w:rPr>
+          <w:rFonts w:cstheme="minorHAnsi"/>
+        </w:rPr>
+      </w:pPr>
+      <w:r>
+        <w:rPr>
+          <w:rFonts w:cstheme="minorHAnsi"/>
+        </w:rPr>
+        <w:t>│       └── ClienteResponseDTO.java</w:t>
+      </w:r>
+    </w:p>
+    <w:p>
+      <w:pPr>
+        <w:spacing w:line="200" w:lineRule="atLeast"/>
+        <w:jc w:val="both"/>
+        <w:rPr>
+          <w:rFonts w:cstheme="minorHAnsi"/>
+        </w:rPr>
+      </w:pPr>
+      <w:r>
+        <w:rPr>
+          <w:rFonts w:ascii="MS Gothic" w:eastAsia="MS Gothic" w:hAnsi="MS Gothic" w:cs="MS Gothic" w:hint="eastAsia"/>
+        </w:rPr>
+        <w:lastRenderedPageBreak/>
+        <w:t>├</w:t>
+      </w:r>
+      <w:r>
+        <w:rPr>
+          <w:rFonts w:ascii="Calibri" w:hAnsi="Calibri" w:cs="Calibri"/>
+        </w:rPr>
+        <w:t>──</w:t>
+      </w:r>
+      <w:r>
+        <w:rPr>
+          <w:rFonts w:cstheme="minorHAnsi"/>
+        </w:rPr>
+        <w:t xml:space="preserve"> pedido</w:t>
+      </w:r>
+    </w:p>
+    <w:p>
+      <w:pPr>
+        <w:spacing w:line="200" w:lineRule="atLeast"/>
+        <w:jc w:val="both"/>
+        <w:rPr>
+          <w:rFonts w:cstheme="minorHAnsi"/>
+        </w:rPr>
+      </w:pPr>
+      <w:r>
+        <w:rPr>
+          <w:rFonts w:cstheme="minorHAnsi"/>
+        </w:rPr>
+        <w:t xml:space="preserve">│   </w:t>
+      </w:r>
+      <w:r>
+        <w:rPr>
+          <w:rFonts w:ascii="MS Gothic" w:eastAsia="MS Gothic" w:hAnsi="MS Gothic" w:cs="MS Gothic" w:hint="eastAsia"/>
+        </w:rPr>
+        <w:t>├</w:t>
+      </w:r>
+      <w:r>
+        <w:rPr>
+          <w:rFonts w:ascii="Calibri" w:hAnsi="Calibri" w:cs="Calibri"/>
+        </w:rPr>
+        <w:t>──</w:t>
+      </w:r>
+      <w:r>
+        <w:rPr>
+          <w:rFonts w:cstheme="minorHAnsi"/>
+        </w:rPr>
+        <w:t xml:space="preserve"> PedidoController.java</w:t>
+      </w:r>
+    </w:p>
+    <w:p>
+      <w:pPr>
+        <w:spacing w:line="200" w:lineRule="atLeast"/>
+        <w:jc w:val="both"/>
+        <w:rPr>
+          <w:rFonts w:cstheme="minorHAnsi"/>
+        </w:rPr>
+      </w:pPr>
+      <w:r>
+        <w:rPr>
+          <w:rFonts w:cstheme="minorHAnsi"/>
+        </w:rPr>
+        <w:t xml:space="preserve">│   </w:t>
+      </w:r>
+      <w:r>
+        <w:rPr>
+          <w:rFonts w:ascii="MS Gothic" w:eastAsia="MS Gothic" w:hAnsi="MS Gothic" w:cs="MS Gothic" w:hint="eastAsia"/>
+        </w:rPr>
+        <w:t>├</w:t>
+      </w:r>
+      <w:r>
+        <w:rPr>
+          <w:rFonts w:ascii="Calibri" w:hAnsi="Calibri" w:cs="Calibri"/>
+        </w:rPr>
+        <w:t>──</w:t>
+      </w:r>
+      <w:r>
+        <w:rPr>
+          <w:rFonts w:cstheme="minorHAnsi"/>
+        </w:rPr>
+        <w:t xml:space="preserve"> PedidoService.java</w:t>
+      </w:r>
+    </w:p>
+    <w:p>
+      <w:pPr>
+        <w:spacing w:line="200" w:lineRule="atLeast"/>
+        <w:jc w:val="both"/>
+        <w:rPr>
+          <w:rFonts w:cstheme="minorHAnsi"/>
+        </w:rPr>
+      </w:pPr>
+      <w:r>
+        <w:rPr>
+          <w:rFonts w:cstheme="minorHAnsi"/>
+        </w:rPr>
+        <w:t xml:space="preserve">│   </w:t>
+      </w:r>
+      <w:r>
+        <w:rPr>
+          <w:rFonts w:ascii="MS Gothic" w:eastAsia="MS Gothic" w:hAnsi="MS Gothic" w:cs="MS Gothic" w:hint="eastAsia"/>
+        </w:rPr>
+        <w:t>├</w:t>
+      </w:r>
+      <w:r>
+        <w:rPr>
+          <w:rFonts w:ascii="Calibri" w:hAnsi="Calibri" w:cs="Calibri"/>
+        </w:rPr>
+        <w:t>──</w:t>
+      </w:r>
+      <w:r>
+        <w:rPr>
+          <w:rFonts w:cstheme="minorHAnsi"/>
+        </w:rPr>
+        <w:t xml:space="preserve"> PedidoRepository.java</w:t>
+      </w:r>
+    </w:p>
+    <w:p>
+      <w:pPr>
+        <w:spacing w:line="200" w:lineRule="atLeast"/>
+        <w:jc w:val="both"/>
+        <w:rPr>
+          <w:rFonts w:cstheme="minorHAnsi"/>
+        </w:rPr>
+      </w:pPr>
+      <w:r>
+        <w:rPr>
+          <w:rFonts w:cstheme="minorHAnsi"/>
+        </w:rPr>
+        <w:t>│   └── Pedido.java</w:t>
+      </w:r>
+    </w:p>
+    <w:p>
+      <w:pPr>
+        <w:spacing w:line="200" w:lineRule="atLeast"/>
+        <w:jc w:val="both"/>
+        <w:rPr>
+          <w:rFonts w:cstheme="minorHAnsi"/>
+        </w:rPr>
+      </w:pPr>
+      <w:r>
+        <w:rPr>
+          <w:rFonts w:ascii="MS Gothic" w:eastAsia="MS Gothic" w:hAnsi="MS Gothic" w:cs="MS Gothic" w:hint="eastAsia"/>
+        </w:rPr>
+        <w:t>├</w:t>
+      </w:r>
+      <w:r>
+        <w:rPr>
+          <w:rFonts w:ascii="Calibri" w:hAnsi="Calibri" w:cs="Calibri"/>
+        </w:rPr>
+        <w:t>──</w:t>
+      </w:r>
+      <w:r>
+        <w:rPr>
+          <w:rFonts w:cstheme="minorHAnsi"/>
+        </w:rPr>
+        <w:t xml:space="preserve"> </w:t>
+      </w:r>
+      <w:proofErr w:type="spellStart"/>
+      <w:r>
+        <w:rPr>
+          <w:rFonts w:cstheme="minorHAnsi"/>
+        </w:rPr>
+        <w:t>config</w:t>
+      </w:r>
+      <w:proofErr w:type="spellEnd"/>
+    </w:p>
+    <w:p>
+      <w:pPr>
+        <w:spacing w:line="200" w:lineRule="atLeast"/>
+        <w:jc w:val="both"/>
+        <w:rPr>
+          <w:rFonts w:cstheme="minorHAnsi"/>
+        </w:rPr>
+      </w:pPr>
+      <w:r>
+        <w:rPr>
+          <w:rFonts w:cstheme="minorHAnsi"/>
+        </w:rPr>
+        <w:t xml:space="preserve">│   </w:t>
+      </w:r>
+      <w:r>
+        <w:rPr>
+          <w:rFonts w:ascii="MS Gothic" w:eastAsia="MS Gothic" w:hAnsi="MS Gothic" w:cs="MS Gothic" w:hint="eastAsia"/>
+        </w:rPr>
+        <w:t>├</w:t>
+      </w:r>
+      <w:r>
+        <w:rPr>
+          <w:rFonts w:ascii="Calibri" w:hAnsi="Calibri" w:cs="Calibri"/>
+        </w:rPr>
+        <w:t>──</w:t>
+      </w:r>
+      <w:r>
+        <w:rPr>
+          <w:rFonts w:cstheme="minorHAnsi"/>
+        </w:rPr>
+        <w:t xml:space="preserve"> DataSourceConfig.java</w:t>
+      </w:r>
+    </w:p>
+    <w:p>
+      <w:pPr>
+        <w:spacing w:line="200" w:lineRule="atLeast"/>
+        <w:jc w:val="both"/>
+        <w:rPr>
+          <w:rFonts w:cstheme="minorHAnsi"/>
+        </w:rPr>
+      </w:pPr>
+      <w:r>
+        <w:rPr>
+          <w:rFonts w:cstheme="minorHAnsi"/>
+        </w:rPr>
+        <w:t xml:space="preserve">│   </w:t>
+      </w:r>
+      <w:r>
+        <w:rPr>
+          <w:rFonts w:ascii="MS Gothic" w:eastAsia="MS Gothic" w:hAnsi="MS Gothic" w:cs="MS Gothic" w:hint="eastAsia"/>
+        </w:rPr>
+        <w:t>├</w:t>
+      </w:r>
+      <w:r>
+        <w:rPr>
+          <w:rFonts w:ascii="Calibri" w:hAnsi="Calibri" w:cs="Calibri"/>
+        </w:rPr>
+        <w:t>──</w:t>
+      </w:r>
+      <w:r>
+        <w:rPr>
+          <w:rFonts w:cstheme="minorHAnsi"/>
+        </w:rPr>
+        <w:t xml:space="preserve"> OpenApiConfig.java</w:t>
+      </w:r>
+    </w:p>
+    <w:p>
+      <w:pPr>
+        <w:spacing w:line="200" w:lineRule="atLeast"/>
+        <w:jc w:val="both"/>
+        <w:rPr>
+          <w:rFonts w:cstheme="minorHAnsi"/>
+        </w:rPr>
+      </w:pPr>
+      <w:r>
+        <w:rPr>
+          <w:rFonts w:cstheme="minorHAnsi"/>
+        </w:rPr>
+        <w:t>│   └── LibertyConfig.java</w:t>
+      </w:r>
+    </w:p>
+    <w:p>
+      <w:pPr>
+        <w:spacing w:line="200" w:lineRule="atLeast"/>
+        <w:jc w:val="both"/>
+        <w:rPr>
+          <w:rFonts w:cstheme="minorHAnsi"/>
+        </w:rPr>
+      </w:pPr>
+      <w:r>
+        <w:rPr>
+          <w:rFonts w:ascii="MS Gothic" w:eastAsia="MS Gothic" w:hAnsi="MS Gothic" w:cs="MS Gothic" w:hint="eastAsia"/>
+        </w:rPr>
+        <w:t>├</w:t>
+      </w:r>
+      <w:r>
+        <w:rPr>
+          <w:rFonts w:ascii="Calibri" w:hAnsi="Calibri" w:cs="Calibri"/>
+        </w:rPr>
+        <w:t>──</w:t>
+      </w:r>
+      <w:r>
+        <w:rPr>
+          <w:rFonts w:cstheme="minorHAnsi"/>
+        </w:rPr>
+        <w:t xml:space="preserve"> </w:t>
+      </w:r>
+      <w:proofErr w:type="spellStart"/>
+      <w:r>
+        <w:rPr>
+          <w:rFonts w:cstheme="minorHAnsi"/>
+        </w:rPr>
+        <w:t>common</w:t>
+      </w:r>
+      <w:proofErr w:type="spellEnd"/>
+      <w:r>
+        <w:rPr>
+          <w:rFonts w:cstheme="minorHAnsi"/>
+        </w:rPr>
+        <w:t xml:space="preserve"> (o </w:t>
+      </w:r>
+      <w:proofErr w:type="spellStart"/>
+      <w:r>
+        <w:rPr>
+          <w:rFonts w:cstheme="minorHAnsi"/>
+        </w:rPr>
+        <w:t>shared</w:t>
+      </w:r>
+      <w:proofErr w:type="spellEnd"/>
+      <w:r>
+        <w:rPr>
+          <w:rFonts w:cstheme="minorHAnsi"/>
+        </w:rPr>
+        <w:t>)</w:t>
+      </w:r>
+    </w:p>
+    <w:p>
+      <w:pPr>
+        <w:spacing w:line="200" w:lineRule="atLeast"/>
+        <w:jc w:val="both"/>
+        <w:rPr>
+          <w:rFonts w:cstheme="minorHAnsi"/>
+        </w:rPr>
+      </w:pPr>
+      <w:r>
+        <w:rPr>
+          <w:rFonts w:cstheme="minorHAnsi"/>
+        </w:rPr>
+        <w:t xml:space="preserve">│   </w:t>
+      </w:r>
+      <w:r>
+        <w:rPr>
+          <w:rFonts w:ascii="MS Gothic" w:eastAsia="MS Gothic" w:hAnsi="MS Gothic" w:cs="MS Gothic" w:hint="eastAsia"/>
+        </w:rPr>
+        <w:t>├</w:t>
+      </w:r>
+      <w:r>
+        <w:rPr>
+          <w:rFonts w:ascii="Calibri" w:hAnsi="Calibri" w:cs="Calibri"/>
+        </w:rPr>
+        <w:t>──</w:t>
+      </w:r>
+      <w:r>
+        <w:rPr>
+          <w:rFonts w:cstheme="minorHAnsi"/>
+        </w:rPr>
+        <w:t xml:space="preserve"> </w:t>
+      </w:r>
+      <w:proofErr w:type="spellStart"/>
+      <w:r>
+        <w:rPr>
+          <w:rFonts w:cstheme="minorHAnsi"/>
+        </w:rPr>
+        <w:t>exception</w:t>
+      </w:r>
+      <w:proofErr w:type="spellEnd"/>
+    </w:p>
+    <w:p>
+      <w:pPr>
+        <w:spacing w:line="200" w:lineRule="atLeast"/>
+        <w:jc w:val="both"/>
+        <w:rPr>
+          <w:rFonts w:cstheme="minorHAnsi"/>
+        </w:rPr>
+      </w:pPr>
+      <w:r>
+        <w:rPr>
+          <w:rFonts w:cstheme="minorHAnsi"/>
+        </w:rPr>
+        <w:t xml:space="preserve">│   │   </w:t>
+      </w:r>
+      <w:r>
+        <w:rPr>
+          <w:rFonts w:ascii="MS Gothic" w:eastAsia="MS Gothic" w:hAnsi="MS Gothic" w:cs="MS Gothic" w:hint="eastAsia"/>
+        </w:rPr>
+        <w:t>├</w:t>
+      </w:r>
+      <w:r>
+        <w:rPr>
+          <w:rFonts w:ascii="Calibri" w:hAnsi="Calibri" w:cs="Calibri"/>
+        </w:rPr>
+        <w:t>──</w:t>
+      </w:r>
+      <w:r>
+        <w:rPr>
+          <w:rFonts w:cstheme="minorHAnsi"/>
+        </w:rPr>
+        <w:t xml:space="preserve"> GlobalExceptionHandler.java</w:t>
+      </w:r>
+    </w:p>
+    <w:p>
+      <w:pPr>
+        <w:spacing w:line="200" w:lineRule="atLeast"/>
+        <w:jc w:val="both"/>
+        <w:rPr>
+          <w:rFonts w:cstheme="minorHAnsi"/>
+        </w:rPr>
+      </w:pPr>
+      <w:r>
+        <w:rPr>
+          <w:rFonts w:cstheme="minorHAnsi"/>
+        </w:rPr>
+        <w:t>│   │   └── NotFoundException.java</w:t>
+      </w:r>
+    </w:p>
+    <w:p>
+      <w:pPr>
+        <w:spacing w:line="200" w:lineRule="atLeast"/>
+        <w:jc w:val="both"/>
+        <w:rPr>
+          <w:rFonts w:cstheme="minorHAnsi"/>
+        </w:rPr>
+      </w:pPr>
+      <w:r>
+        <w:rPr>
+          <w:rFonts w:cstheme="minorHAnsi"/>
+        </w:rPr>
+        <w:t xml:space="preserve">│   </w:t>
+      </w:r>
+      <w:r>
+        <w:rPr>
+          <w:rFonts w:ascii="MS Gothic" w:eastAsia="MS Gothic" w:hAnsi="MS Gothic" w:cs="MS Gothic" w:hint="eastAsia"/>
+        </w:rPr>
+        <w:t>├</w:t>
+      </w:r>
+      <w:r>
+        <w:rPr>
+          <w:rFonts w:ascii="Calibri" w:hAnsi="Calibri" w:cs="Calibri"/>
+        </w:rPr>
+        <w:t>──</w:t>
+      </w:r>
+      <w:r>
+        <w:rPr>
+          <w:rFonts w:cstheme="minorHAnsi"/>
+        </w:rPr>
+        <w:t xml:space="preserve"> </w:t>
+      </w:r>
+      <w:proofErr w:type="spellStart"/>
+      <w:r>
+        <w:rPr>
+          <w:rFonts w:cstheme="minorHAnsi"/>
+        </w:rPr>
+        <w:t>util</w:t>
+      </w:r>
+      <w:proofErr w:type="spellEnd"/>
+    </w:p>
+    <w:p>
+      <w:pPr>
+        <w:spacing w:line="200" w:lineRule="atLeast"/>
+        <w:jc w:val="both"/>
+        <w:rPr>
+          <w:rFonts w:cstheme="minorHAnsi"/>
+        </w:rPr>
+      </w:pPr>
+      <w:r>
+        <w:rPr>
+          <w:rFonts w:cstheme="minorHAnsi"/>
+        </w:rPr>
+        <w:t xml:space="preserve">│   └── </w:t>
+      </w:r>
+      <w:proofErr w:type="spellStart"/>
+      <w:r>
+        <w:rPr>
+          <w:rFonts w:cstheme="minorHAnsi"/>
+        </w:rPr>
+        <w:t>constant</w:t>
+      </w:r>
+      <w:proofErr w:type="spellEnd"/>
+    </w:p>
+    <w:p>
+      <w:pPr>
+        <w:spacing w:line="200" w:lineRule="atLeast"/>
+        <w:jc w:val="both"/>
+        <w:rPr>
+          <w:rFonts w:cstheme="minorHAnsi"/>
+        </w:rPr>
+      </w:pPr>
+      <w:r>
+        <w:rPr>
+          <w:rFonts w:cstheme="minorHAnsi"/>
+        </w:rPr>
+        <w:t>└── MiServicioApplication.java</w:t>
+      </w:r>
+    </w:p>
+    <w:p>
+      <w:pPr>
+        <w:spacing w:line="200" w:lineRule="atLeast"/>
+        <w:jc w:val="both"/>
+        <w:rPr>
+          <w:rFonts w:cstheme="minorHAnsi"/>
+          <w:b/>
+          <w:bCs/>
+        </w:rPr>
+      </w:pPr>
+      <w:r>
+        <w:rPr>
+          <w:rFonts w:cstheme="minorHAnsi"/>
+          <w:b/>
+          <w:bCs/>
+        </w:rPr>
+        <w:t>Estructura completa de directorios Maven</w:t>
+      </w:r>
+    </w:p>
+    <w:p>
+      <w:pPr>
+        <w:spacing w:line="200" w:lineRule="atLeast"/>
+        <w:jc w:val="both"/>
+        <w:rPr>
+          <w:rFonts w:cstheme="minorHAnsi"/>
+        </w:rPr>
+      </w:pPr>
+      <w:r>
+        <w:rPr>
+          <w:rFonts w:cstheme="minorHAnsi"/>
+        </w:rPr>
+        <w:t>mi-microservicio/</w:t>
+      </w:r>
+    </w:p>
+    <w:p>
+      <w:pPr>
+        <w:spacing w:line="200" w:lineRule="atLeast"/>
+        <w:jc w:val="both"/>
+        <w:rPr>
+          <w:rFonts w:cstheme="minorHAnsi"/>
+        </w:rPr>
+      </w:pPr>
+      <w:r>
+        <w:rPr>
+          <w:rFonts w:ascii="MS Gothic" w:eastAsia="MS Gothic" w:hAnsi="MS Gothic" w:cs="MS Gothic" w:hint="eastAsia"/>
+        </w:rPr>
+        <w:t>├</w:t>
+      </w:r>
+      <w:r>
+        <w:rPr>
+          <w:rFonts w:ascii="Calibri" w:hAnsi="Calibri" w:cs="Calibri"/>
+        </w:rPr>
+        <w:t>──</w:t>
+      </w:r>
+      <w:r>
+        <w:rPr>
+          <w:rFonts w:cstheme="minorHAnsi"/>
+        </w:rPr>
+        <w:t xml:space="preserve"> pom.xml</w:t>
+      </w:r>
+    </w:p>
+    <w:p>
+      <w:pPr>
+        <w:spacing w:line="200" w:lineRule="atLeast"/>
+        <w:jc w:val="both"/>
+        <w:rPr>
+          <w:rFonts w:cstheme="minorHAnsi"/>
+        </w:rPr>
+      </w:pPr>
+      <w:r>
+        <w:rPr>
+          <w:rFonts w:ascii="MS Gothic" w:eastAsia="MS Gothic" w:hAnsi="MS Gothic" w:cs="MS Gothic" w:hint="eastAsia"/>
+        </w:rPr>
+        <w:t>├</w:t>
+      </w:r>
+      <w:r>
+        <w:rPr>
+          <w:rFonts w:ascii="Calibri" w:hAnsi="Calibri" w:cs="Calibri"/>
+        </w:rPr>
+        <w:t>──</w:t>
+      </w:r>
+      <w:r>
+        <w:rPr>
+          <w:rFonts w:cstheme="minorHAnsi"/>
+        </w:rPr>
+        <w:t xml:space="preserve"> </w:t>
+      </w:r>
+      <w:proofErr w:type="spellStart"/>
+      <w:r>
+        <w:rPr>
+          <w:rFonts w:cstheme="minorHAnsi"/>
+        </w:rPr>
+        <w:t>src</w:t>
+      </w:r>
+      <w:proofErr w:type="spellEnd"/>
+      <w:r>
+        <w:rPr>
+          <w:rFonts w:cstheme="minorHAnsi"/>
+        </w:rPr>
+        <w:t>/</w:t>
+      </w:r>
+    </w:p>
+    <w:p>
+      <w:pPr>
+        <w:spacing w:line="200" w:lineRule="atLeast"/>
+        <w:jc w:val="both"/>
+        <w:rPr>
+          <w:rFonts w:cstheme="minorHAnsi"/>
+        </w:rPr>
+      </w:pPr>
+      <w:r>
+        <w:rPr>
+          <w:rFonts w:cstheme="minorHAnsi"/>
+        </w:rPr>
+        <w:t xml:space="preserve">│   </w:t>
+      </w:r>
+      <w:r>
+        <w:rPr>
+          <w:rFonts w:ascii="MS Gothic" w:eastAsia="MS Gothic" w:hAnsi="MS Gothic" w:cs="MS Gothic" w:hint="eastAsia"/>
+        </w:rPr>
+        <w:t>├</w:t>
+      </w:r>
+      <w:r>
+        <w:rPr>
+          <w:rFonts w:ascii="Calibri" w:hAnsi="Calibri" w:cs="Calibri"/>
+        </w:rPr>
+        <w:t>──</w:t>
+      </w:r>
+      <w:r>
+        <w:rPr>
+          <w:rFonts w:cstheme="minorHAnsi"/>
+        </w:rPr>
+        <w:t xml:space="preserve"> </w:t>
+      </w:r>
+      <w:proofErr w:type="spellStart"/>
+      <w:r>
+        <w:rPr>
+          <w:rFonts w:cstheme="minorHAnsi"/>
+        </w:rPr>
+        <w:t>main</w:t>
+      </w:r>
+      <w:proofErr w:type="spellEnd"/>
+      <w:r>
+        <w:rPr>
+          <w:rFonts w:cstheme="minorHAnsi"/>
+        </w:rPr>
+        <w:t>/</w:t>
+      </w:r>
+    </w:p>
+    <w:p>
+      <w:pPr>
+        <w:spacing w:line="200" w:lineRule="atLeast"/>
+        <w:jc w:val="both"/>
+        <w:rPr>
+          <w:rFonts w:cstheme="minorHAnsi"/>
+        </w:rPr>
+      </w:pPr>
+      <w:r>
+        <w:rPr>
+          <w:rFonts w:cstheme="minorHAnsi"/>
+        </w:rPr>
+        <w:t xml:space="preserve">│   │   </w:t>
+      </w:r>
+      <w:r>
+        <w:rPr>
+          <w:rFonts w:ascii="MS Gothic" w:eastAsia="MS Gothic" w:hAnsi="MS Gothic" w:cs="MS Gothic" w:hint="eastAsia"/>
+        </w:rPr>
+        <w:t>├</w:t>
+      </w:r>
+      <w:r>
+        <w:rPr>
+          <w:rFonts w:ascii="Calibri" w:hAnsi="Calibri" w:cs="Calibri"/>
+        </w:rPr>
+        <w:t>──</w:t>
+      </w:r>
+      <w:r>
+        <w:rPr>
+          <w:rFonts w:cstheme="minorHAnsi"/>
+        </w:rPr>
+        <w:t xml:space="preserve"> java/</w:t>
+      </w:r>
+    </w:p>
+    <w:p>
+      <w:pPr>
+        <w:spacing w:line="200" w:lineRule="atLeast"/>
+        <w:jc w:val="both"/>
+        <w:rPr>
+          <w:rFonts w:cstheme="minorHAnsi"/>
+        </w:rPr>
+      </w:pPr>
+      <w:r>
+        <w:rPr>
+          <w:rFonts w:cstheme="minorHAnsi"/>
+        </w:rPr>
+        <w:t xml:space="preserve">│   │   │   └── </w:t>
+      </w:r>
+      <w:proofErr w:type="spellStart"/>
+      <w:r>
+        <w:rPr>
+          <w:rFonts w:cstheme="minorHAnsi"/>
+        </w:rPr>
+        <w:t>com</w:t>
+      </w:r>
+      <w:proofErr w:type="spellEnd"/>
+      <w:r>
+        <w:rPr>
+          <w:rFonts w:cstheme="minorHAnsi"/>
+        </w:rPr>
+        <w:t>/empresa/</w:t>
+      </w:r>
+      <w:proofErr w:type="spellStart"/>
+      <w:r>
+        <w:rPr>
+          <w:rFonts w:cstheme="minorHAnsi"/>
+        </w:rPr>
+        <w:t>miservicio</w:t>
+      </w:r>
+      <w:proofErr w:type="spellEnd"/>
+      <w:r>
+        <w:rPr>
+          <w:rFonts w:cstheme="minorHAnsi"/>
+        </w:rPr>
+        <w:t>/</w:t>
+      </w:r>
+    </w:p>
+    <w:p>
+      <w:pPr>
+        <w:spacing w:line="200" w:lineRule="atLeast"/>
+        <w:jc w:val="both"/>
+        <w:rPr>
+          <w:rFonts w:cstheme="minorHAnsi"/>
+        </w:rPr>
+      </w:pPr>
+      <w:r>
+        <w:rPr>
+          <w:rFonts w:cstheme="minorHAnsi"/>
+        </w:rPr>
+        <w:t xml:space="preserve">│   │   │       └── (paquetes por </w:t>
+      </w:r>
+      <w:proofErr w:type="spellStart"/>
+      <w:r>
+        <w:rPr>
+          <w:rFonts w:cstheme="minorHAnsi"/>
+        </w:rPr>
+        <w:t>feature</w:t>
+      </w:r>
+      <w:proofErr w:type="spellEnd"/>
+      <w:r>
+        <w:rPr>
+          <w:rFonts w:cstheme="minorHAnsi"/>
+        </w:rPr>
+        <w:t>, como arriba)</w:t>
+      </w:r>
+    </w:p>
+    <w:p>
+      <w:pPr>
+        <w:spacing w:line="200" w:lineRule="atLeast"/>
+        <w:jc w:val="both"/>
+        <w:rPr>
+          <w:rFonts w:cstheme="minorHAnsi"/>
+        </w:rPr>
+      </w:pPr>
+      <w:r>
+        <w:rPr>
+          <w:rFonts w:cstheme="minorHAnsi"/>
+        </w:rPr>
+        <w:t xml:space="preserve">│   │   </w:t>
+      </w:r>
+      <w:r>
+        <w:rPr>
+          <w:rFonts w:ascii="MS Gothic" w:eastAsia="MS Gothic" w:hAnsi="MS Gothic" w:cs="MS Gothic" w:hint="eastAsia"/>
+        </w:rPr>
+        <w:t>├</w:t>
+      </w:r>
+      <w:r>
+        <w:rPr>
+          <w:rFonts w:ascii="Calibri" w:hAnsi="Calibri" w:cs="Calibri"/>
+        </w:rPr>
+        <w:t>──</w:t>
+      </w:r>
+      <w:r>
+        <w:rPr>
+          <w:rFonts w:cstheme="minorHAnsi"/>
+        </w:rPr>
+        <w:t xml:space="preserve"> </w:t>
+      </w:r>
+      <w:proofErr w:type="spellStart"/>
+      <w:r>
+        <w:rPr>
+          <w:rFonts w:cstheme="minorHAnsi"/>
+        </w:rPr>
+        <w:t>resources</w:t>
+      </w:r>
+      <w:proofErr w:type="spellEnd"/>
+      <w:r>
+        <w:rPr>
+          <w:rFonts w:cstheme="minorHAnsi"/>
+        </w:rPr>
+        <w:t>/</w:t>
+      </w:r>
+    </w:p>
+    <w:p>
+      <w:pPr>
+        <w:spacing w:line="200" w:lineRule="atLeast"/>
+        <w:jc w:val="both"/>
+        <w:rPr>
+          <w:rFonts w:cstheme="minorHAnsi"/>
+        </w:rPr>
+      </w:pPr>
+      <w:r>
+        <w:rPr>
+          <w:rFonts w:cstheme="minorHAnsi"/>
+        </w:rPr>
+        <w:t xml:space="preserve">│   │   │   </w:t>
+      </w:r>
+      <w:r>
+        <w:rPr>
+          <w:rFonts w:ascii="MS Gothic" w:eastAsia="MS Gothic" w:hAnsi="MS Gothic" w:cs="MS Gothic" w:hint="eastAsia"/>
+        </w:rPr>
+        <w:t>├</w:t>
+      </w:r>
+      <w:r>
+        <w:rPr>
+          <w:rFonts w:ascii="Calibri" w:hAnsi="Calibri" w:cs="Calibri"/>
+        </w:rPr>
+        <w:t>──</w:t>
+      </w:r>
+      <w:r>
+        <w:rPr>
+          <w:rFonts w:cstheme="minorHAnsi"/>
+        </w:rPr>
+        <w:t xml:space="preserve"> </w:t>
+      </w:r>
+      <w:proofErr w:type="spellStart"/>
+      <w:r>
+        <w:rPr>
+          <w:rFonts w:cstheme="minorHAnsi"/>
+        </w:rPr>
+        <w:t>application.yml</w:t>
+      </w:r>
+      <w:proofErr w:type="spellEnd"/>
+    </w:p>
+    <w:p>
+      <w:pPr>
+        <w:spacing w:line="200" w:lineRule="atLeast"/>
+        <w:jc w:val="both"/>
+        <w:rPr>
+          <w:rFonts w:cstheme="minorHAnsi"/>
+        </w:rPr>
+      </w:pPr>
+      <w:r>
+        <w:rPr>
+          <w:rFonts w:cstheme="minorHAnsi"/>
+        </w:rPr>
+        <w:t xml:space="preserve">│   │   │   </w:t>
+      </w:r>
+      <w:r>
+        <w:rPr>
+          <w:rFonts w:ascii="MS Gothic" w:eastAsia="MS Gothic" w:hAnsi="MS Gothic" w:cs="MS Gothic" w:hint="eastAsia"/>
+        </w:rPr>
+        <w:t>├</w:t>
+      </w:r>
+      <w:r>
+        <w:rPr>
+          <w:rFonts w:ascii="Calibri" w:hAnsi="Calibri" w:cs="Calibri"/>
+        </w:rPr>
+        <w:t>──</w:t>
+      </w:r>
+      <w:r>
+        <w:rPr>
+          <w:rFonts w:cstheme="minorHAnsi"/>
+        </w:rPr>
+        <w:t xml:space="preserve"> </w:t>
+      </w:r>
+      <w:proofErr w:type="spellStart"/>
+      <w:r>
+        <w:rPr>
+          <w:rFonts w:cstheme="minorHAnsi"/>
+        </w:rPr>
+        <w:t>application-dev.yml</w:t>
+      </w:r>
+      <w:proofErr w:type="spellEnd"/>
+    </w:p>
+    <w:p>
+      <w:pPr>
+        <w:spacing w:line="200" w:lineRule="atLeast"/>
+        <w:jc w:val="both"/>
+        <w:rPr>
+          <w:rFonts w:cstheme="minorHAnsi"/>
+        </w:rPr>
+      </w:pPr>
+      <w:r>
+        <w:rPr>
+          <w:rFonts w:cstheme="minorHAnsi"/>
+        </w:rPr>
+        <w:t xml:space="preserve">│   │   │   </w:t>
+      </w:r>
+      <w:r>
+        <w:rPr>
+          <w:rFonts w:ascii="MS Gothic" w:eastAsia="MS Gothic" w:hAnsi="MS Gothic" w:cs="MS Gothic" w:hint="eastAsia"/>
+        </w:rPr>
+        <w:t>├</w:t>
+      </w:r>
+      <w:r>
+        <w:rPr>
+          <w:rFonts w:ascii="Calibri" w:hAnsi="Calibri" w:cs="Calibri"/>
+        </w:rPr>
+        <w:t>──</w:t>
+      </w:r>
+      <w:r>
+        <w:rPr>
+          <w:rFonts w:cstheme="minorHAnsi"/>
+        </w:rPr>
+        <w:t xml:space="preserve"> </w:t>
+      </w:r>
+      <w:proofErr w:type="spellStart"/>
+      <w:r>
+        <w:rPr>
+          <w:rFonts w:cstheme="minorHAnsi"/>
+        </w:rPr>
+        <w:t>application-prod.yml</w:t>
+      </w:r>
+      <w:proofErr w:type="spellEnd"/>
+    </w:p>
+    <w:p>
+      <w:pPr>
+        <w:spacing w:line="200" w:lineRule="atLeast"/>
+        <w:jc w:val="both"/>
+        <w:rPr>
+          <w:rFonts w:cstheme="minorHAnsi"/>
+        </w:rPr>
+      </w:pPr>
+      <w:r>
+        <w:rPr>
+          <w:rFonts w:cstheme="minorHAnsi"/>
+        </w:rPr>
+        <w:lastRenderedPageBreak/>
+        <w:t xml:space="preserve">│   │   │   └── </w:t>
+      </w:r>
+      <w:proofErr w:type="spellStart"/>
+      <w:r>
+        <w:rPr>
+          <w:rFonts w:cstheme="minorHAnsi"/>
+        </w:rPr>
+        <w:t>db</w:t>
+      </w:r>
+      <w:proofErr w:type="spellEnd"/>
+      <w:r>
+        <w:rPr>
+          <w:rFonts w:cstheme="minorHAnsi"/>
+        </w:rPr>
+        <w:t>/</w:t>
+      </w:r>
+    </w:p>
+    <w:p>
+      <w:pPr>
+        <w:spacing w:line="200" w:lineRule="atLeast"/>
+        <w:jc w:val="both"/>
+        <w:rPr>
+          <w:rFonts w:cstheme="minorHAnsi"/>
+        </w:rPr>
+      </w:pPr>
+      <w:r>
+        <w:rPr>
+          <w:rFonts w:cstheme="minorHAnsi"/>
+        </w:rPr>
+        <w:t xml:space="preserve">│   │   │       └── </w:t>
+      </w:r>
+      <w:proofErr w:type="spellStart"/>
+      <w:r>
+        <w:rPr>
+          <w:rFonts w:cstheme="minorHAnsi"/>
+        </w:rPr>
+        <w:t>migration</w:t>
+      </w:r>
+      <w:proofErr w:type="spellEnd"/>
+      <w:r>
+        <w:rPr>
+          <w:rFonts w:cstheme="minorHAnsi"/>
+        </w:rPr>
+        <w:t>/</w:t>
+      </w:r>
+      <w:proofErr w:type="gramStart"/>
+      <w:r>
+        <w:rPr>
+          <w:rFonts w:cstheme="minorHAnsi"/>
+        </w:rPr>
+        <w:t xml:space="preserve">   (</w:t>
+      </w:r>
+      <w:proofErr w:type="gramEnd"/>
+      <w:r>
+        <w:rPr>
+          <w:rFonts w:cstheme="minorHAnsi"/>
+        </w:rPr>
+        <w:t xml:space="preserve">si usas </w:t>
+      </w:r>
+      <w:proofErr w:type="spellStart"/>
+      <w:r>
+        <w:rPr>
+          <w:rFonts w:cstheme="minorHAnsi"/>
+        </w:rPr>
+        <w:t>Flyway</w:t>
+      </w:r>
+      <w:proofErr w:type="spellEnd"/>
+      <w:r>
+        <w:rPr>
+          <w:rFonts w:cstheme="minorHAnsi"/>
+        </w:rPr>
+        <w:t>/</w:t>
+      </w:r>
+      <w:proofErr w:type="spellStart"/>
+      <w:r>
+        <w:rPr>
+          <w:rFonts w:cstheme="minorHAnsi"/>
+        </w:rPr>
+        <w:t>Liquibase</w:t>
+      </w:r>
+      <w:proofErr w:type="spellEnd"/>
+      <w:r>
+        <w:rPr>
+          <w:rFonts w:cstheme="minorHAnsi"/>
+        </w:rPr>
+        <w:t xml:space="preserve"> para DB2)</w:t>
+      </w:r>
+    </w:p>
+    <w:p>
+      <w:pPr>
+        <w:spacing w:line="200" w:lineRule="atLeast"/>
+        <w:jc w:val="both"/>
+        <w:rPr>
+          <w:rFonts w:cstheme="minorHAnsi"/>
+        </w:rPr>
+      </w:pPr>
+      <w:r>
+        <w:rPr>
+          <w:rFonts w:cstheme="minorHAnsi"/>
+        </w:rPr>
+        <w:t xml:space="preserve">│   │   └── </w:t>
+      </w:r>
+      <w:proofErr w:type="spellStart"/>
+      <w:r>
+        <w:rPr>
+          <w:rFonts w:cstheme="minorHAnsi"/>
+        </w:rPr>
+        <w:t>liberty</w:t>
+      </w:r>
+      <w:proofErr w:type="spellEnd"/>
+      <w:r>
+        <w:rPr>
+          <w:rFonts w:cstheme="minorHAnsi"/>
+        </w:rPr>
+        <w:t>/</w:t>
+      </w:r>
+    </w:p>
+    <w:p>
+      <w:pPr>
+        <w:spacing w:line="200" w:lineRule="atLeast"/>
+        <w:jc w:val="both"/>
+        <w:rPr>
+          <w:rFonts w:cstheme="minorHAnsi"/>
+        </w:rPr>
+      </w:pPr>
+      <w:r>
+        <w:rPr>
+          <w:rFonts w:cstheme="minorHAnsi"/>
+        </w:rPr>
+        <w:t xml:space="preserve">│   │       └── </w:t>
+      </w:r>
+      <w:proofErr w:type="spellStart"/>
+      <w:r>
+        <w:rPr>
+          <w:rFonts w:cstheme="minorHAnsi"/>
+        </w:rPr>
+        <w:t>config</w:t>
+      </w:r>
+      <w:proofErr w:type="spellEnd"/>
+      <w:r>
+        <w:rPr>
+          <w:rFonts w:cstheme="minorHAnsi"/>
+        </w:rPr>
+        <w:t>/</w:t>
+      </w:r>
+    </w:p>
+    <w:p>
+      <w:pPr>
+        <w:spacing w:line="200" w:lineRule="atLeast"/>
+        <w:jc w:val="both"/>
+        <w:rPr>
+          <w:rFonts w:cstheme="minorHAnsi"/>
+        </w:rPr>
+      </w:pPr>
+      <w:r>
+        <w:rPr>
+          <w:rFonts w:cstheme="minorHAnsi"/>
+        </w:rPr>
+        <w:t>│   │           └── server.xml</w:t>
+      </w:r>
+      <w:proofErr w:type="gramStart"/>
+      <w:r>
+        <w:rPr>
+          <w:rFonts w:cstheme="minorHAnsi"/>
+        </w:rPr>
+        <w:t xml:space="preserve">   (</w:t>
+      </w:r>
+      <w:proofErr w:type="spellStart"/>
+      <w:proofErr w:type="gramEnd"/>
+      <w:r>
+        <w:rPr>
+          <w:rFonts w:cstheme="minorHAnsi"/>
+        </w:rPr>
+        <w:t>config</w:t>
+      </w:r>
+      <w:proofErr w:type="spellEnd"/>
+      <w:r>
+        <w:rPr>
+          <w:rFonts w:cstheme="minorHAnsi"/>
+        </w:rPr>
+        <w:t xml:space="preserve"> específica de Open Liberty)</w:t>
+      </w:r>
+    </w:p>
+    <w:p>
+      <w:pPr>
+        <w:spacing w:line="200" w:lineRule="atLeast"/>
+        <w:jc w:val="both"/>
+        <w:rPr>
+          <w:rFonts w:cstheme="minorHAnsi"/>
+        </w:rPr>
+      </w:pPr>
+      <w:r>
+        <w:rPr>
+          <w:rFonts w:cstheme="minorHAnsi"/>
+        </w:rPr>
+        <w:t>│   └── test/</w:t>
+      </w:r>
+    </w:p>
+    <w:p>
+      <w:pPr>
+        <w:spacing w:line="200" w:lineRule="atLeast"/>
+        <w:jc w:val="both"/>
+        <w:rPr>
+          <w:rFonts w:cstheme="minorHAnsi"/>
+        </w:rPr>
+      </w:pPr>
+      <w:r>
+        <w:rPr>
+          <w:rFonts w:cstheme="minorHAnsi"/>
+        </w:rPr>
+        <w:t>│       └── java/</w:t>
+      </w:r>
+    </w:p>
+    <w:p>
+      <w:pPr>
+        <w:spacing w:line="200" w:lineRule="atLeast"/>
+        <w:jc w:val="both"/>
+        <w:rPr>
+          <w:rFonts w:cstheme="minorHAnsi"/>
+        </w:rPr>
+      </w:pPr>
+      <w:r>
+        <w:rPr>
+          <w:rFonts w:cstheme="minorHAnsi"/>
+        </w:rPr>
+        <w:t xml:space="preserve">│           └── </w:t>
+      </w:r>
+      <w:proofErr w:type="spellStart"/>
+      <w:r>
+        <w:rPr>
+          <w:rFonts w:cstheme="minorHAnsi"/>
+        </w:rPr>
+        <w:t>com</w:t>
+      </w:r>
+      <w:proofErr w:type="spellEnd"/>
+      <w:r>
+        <w:rPr>
+          <w:rFonts w:cstheme="minorHAnsi"/>
+        </w:rPr>
+        <w:t>/empresa/</w:t>
+      </w:r>
+      <w:proofErr w:type="spellStart"/>
+      <w:r>
+        <w:rPr>
+          <w:rFonts w:cstheme="minorHAnsi"/>
+        </w:rPr>
+        <w:t>miservicio</w:t>
+      </w:r>
+      <w:proofErr w:type="spellEnd"/>
+      <w:r>
+        <w:rPr>
+          <w:rFonts w:cstheme="minorHAnsi"/>
+        </w:rPr>
+        <w:t>/</w:t>
+      </w:r>
+    </w:p>
+    <w:p>
+      <w:pPr>
+        <w:spacing w:line="200" w:lineRule="atLeast"/>
+        <w:jc w:val="both"/>
+        <w:rPr>
+          <w:rFonts w:cstheme="minorHAnsi"/>
+        </w:rPr>
+      </w:pPr>
+      <w:r>
+        <w:rPr>
+          <w:rFonts w:cstheme="minorHAnsi"/>
+        </w:rPr>
+        <w:t xml:space="preserve">│               └── (misma estructura, espejo de </w:t>
+      </w:r>
+      <w:proofErr w:type="spellStart"/>
+      <w:r>
+        <w:rPr>
+          <w:rFonts w:cstheme="minorHAnsi"/>
+        </w:rPr>
+        <w:t>main</w:t>
+      </w:r>
+      <w:proofErr w:type="spellEnd"/>
+      <w:r>
+        <w:rPr>
+          <w:rFonts w:cstheme="minorHAnsi"/>
+        </w:rPr>
+        <w:t>)</w:t>
+      </w:r>
+    </w:p>
+    <w:p>
+      <w:pPr>
+        <w:spacing w:line="200" w:lineRule="atLeast"/>
+        <w:jc w:val="both"/>
+        <w:rPr>
+          <w:rFonts w:cstheme="minorHAnsi"/>
+          <w:b/>
+          <w:bCs/>
+        </w:rPr>
+      </w:pPr>
+      <w:r>
+        <w:rPr>
+          <w:rFonts w:cstheme="minorHAnsi"/>
+          <w:b/>
+          <w:bCs/>
+        </w:rPr>
+        <w:t>Puntos clave para tu caso específico</w:t>
+      </w:r>
+    </w:p>
+    <w:p>
+      <w:pPr>
+        <w:numPr>
+          <w:ilvl w:val="0"/>
+          <w:numId w:val="10"/>
+        </w:numPr>
+        <w:spacing w:line="200" w:lineRule="atLeast"/>
+        <w:jc w:val="both"/>
+        <w:rPr>
+          <w:rFonts w:cstheme="minorHAnsi"/>
+        </w:rPr>
+      </w:pPr>
+      <w:proofErr w:type="spellStart"/>
+      <w:r>
+        <w:rPr>
+          <w:rFonts w:cstheme="minorHAnsi"/>
+          <w:b/>
+          <w:bCs/>
+        </w:rPr>
+        <w:t>config</w:t>
+      </w:r>
+      <w:proofErr w:type="spellEnd"/>
+      <w:r>
+        <w:rPr>
+          <w:rFonts w:cstheme="minorHAnsi"/>
+        </w:rPr>
+        <w:t xml:space="preserve">: separa aquí la configuración del </w:t>
+      </w:r>
+      <w:proofErr w:type="spellStart"/>
+      <w:r>
+        <w:rPr>
+          <w:rFonts w:cstheme="minorHAnsi"/>
+        </w:rPr>
+        <w:t>DataSource</w:t>
+      </w:r>
+      <w:proofErr w:type="spellEnd"/>
+      <w:r>
+        <w:rPr>
+          <w:rFonts w:cstheme="minorHAnsi"/>
+        </w:rPr>
+        <w:t xml:space="preserve"> para DB2 (JNDI si usas el </w:t>
+      </w:r>
+      <w:proofErr w:type="spellStart"/>
+      <w:r>
+        <w:rPr>
+          <w:rFonts w:cstheme="minorHAnsi"/>
+        </w:rPr>
+        <w:t>datasource</w:t>
+      </w:r>
+      <w:proofErr w:type="spellEnd"/>
+      <w:r>
+        <w:rPr>
+          <w:rFonts w:cstheme="minorHAnsi"/>
+        </w:rPr>
+        <w:t xml:space="preserve"> administrado por Liberty, o </w:t>
+      </w:r>
+      <w:proofErr w:type="spellStart"/>
+      <w:r>
+        <w:rPr>
+          <w:rFonts w:cstheme="minorHAnsi"/>
+        </w:rPr>
+        <w:t>HikariCP</w:t>
+      </w:r>
+      <w:proofErr w:type="spellEnd"/>
+      <w:r>
+        <w:rPr>
+          <w:rFonts w:cstheme="minorHAnsi"/>
+        </w:rPr>
+        <w:t xml:space="preserve"> si lo manejas desde Spring), y la configuración específica de Liberty (server.xml, </w:t>
+      </w:r>
+      <w:proofErr w:type="spellStart"/>
+      <w:r>
+        <w:rPr>
+          <w:rFonts w:cstheme="minorHAnsi"/>
+        </w:rPr>
+        <w:t>features</w:t>
+      </w:r>
+      <w:proofErr w:type="spellEnd"/>
+      <w:r>
+        <w:rPr>
+          <w:rFonts w:cstheme="minorHAnsi"/>
+        </w:rPr>
+        <w:t xml:space="preserve"> habilitadas como jdbc-4.3, jndi-1.0, etc.).</w:t>
+      </w:r>
+    </w:p>
+    <w:p>
+      <w:pPr>
+        <w:numPr>
+          <w:ilvl w:val="0"/>
+          <w:numId w:val="10"/>
+        </w:numPr>
+        <w:spacing w:line="200" w:lineRule="atLeast"/>
+        <w:jc w:val="both"/>
+        <w:rPr>
+          <w:rFonts w:cstheme="minorHAnsi"/>
+        </w:rPr>
+      </w:pPr>
+      <w:proofErr w:type="spellStart"/>
+      <w:r>
+        <w:rPr>
+          <w:rFonts w:cstheme="minorHAnsi"/>
+          <w:b/>
+          <w:bCs/>
+        </w:rPr>
+        <w:t>common</w:t>
+      </w:r>
+      <w:proofErr w:type="spellEnd"/>
+      <w:r>
+        <w:rPr>
+          <w:rFonts w:cstheme="minorHAnsi"/>
+          <w:b/>
+          <w:bCs/>
+        </w:rPr>
+        <w:t>/</w:t>
+      </w:r>
+      <w:proofErr w:type="spellStart"/>
+      <w:r>
+        <w:rPr>
+          <w:rFonts w:cstheme="minorHAnsi"/>
+          <w:b/>
+          <w:bCs/>
+        </w:rPr>
+        <w:t>shared</w:t>
+      </w:r>
+      <w:proofErr w:type="spellEnd"/>
+      <w:r>
+        <w:rPr>
+          <w:rFonts w:cstheme="minorHAnsi"/>
+        </w:rPr>
+        <w:t xml:space="preserve">: solo cosas verdaderamente transversales (excepciones globales, utilidades, constantes). Si algo solo lo usa un </w:t>
+      </w:r>
+      <w:proofErr w:type="spellStart"/>
+      <w:r>
+        <w:rPr>
+          <w:rFonts w:cstheme="minorHAnsi"/>
+        </w:rPr>
+        <w:t>feature</w:t>
+      </w:r>
+      <w:proofErr w:type="spellEnd"/>
+      <w:r>
+        <w:rPr>
+          <w:rFonts w:cstheme="minorHAnsi"/>
+        </w:rPr>
+        <w:t>, no lo pongas aquí — muévelo a ese paquete.</w:t>
+      </w:r>
+    </w:p>
+    <w:p>
+      <w:pPr>
+        <w:numPr>
+          <w:ilvl w:val="0"/>
+          <w:numId w:val="10"/>
+        </w:numPr>
+        <w:spacing w:line="200" w:lineRule="atLeast"/>
+        <w:jc w:val="both"/>
+        <w:rPr>
+          <w:rFonts w:cstheme="minorHAnsi"/>
+        </w:rPr>
+      </w:pPr>
+      <w:proofErr w:type="spellStart"/>
+      <w:r>
+        <w:rPr>
+          <w:rFonts w:cstheme="minorHAnsi"/>
+          <w:b/>
+          <w:bCs/>
+        </w:rPr>
+        <w:t>DTOs</w:t>
+      </w:r>
+      <w:proofErr w:type="spellEnd"/>
+      <w:r>
+        <w:rPr>
+          <w:rFonts w:cstheme="minorHAnsi"/>
+          <w:b/>
+          <w:bCs/>
+        </w:rPr>
+        <w:t xml:space="preserve"> dentro de cada </w:t>
+      </w:r>
+      <w:proofErr w:type="spellStart"/>
+      <w:r>
+        <w:rPr>
+          <w:rFonts w:cstheme="minorHAnsi"/>
+          <w:b/>
+          <w:bCs/>
+        </w:rPr>
+        <w:t>feature</w:t>
+      </w:r>
+      <w:proofErr w:type="spellEnd"/>
+      <w:r>
+        <w:rPr>
+          <w:rFonts w:cstheme="minorHAnsi"/>
+        </w:rPr>
+        <w:t xml:space="preserve">: evita un paquete </w:t>
+      </w:r>
+      <w:proofErr w:type="spellStart"/>
+      <w:r>
+        <w:rPr>
+          <w:rFonts w:cstheme="minorHAnsi"/>
+        </w:rPr>
+        <w:t>dto</w:t>
+      </w:r>
+      <w:proofErr w:type="spellEnd"/>
+      <w:r>
+        <w:rPr>
+          <w:rFonts w:cstheme="minorHAnsi"/>
+        </w:rPr>
+        <w:t xml:space="preserve"> global gigante; que cada </w:t>
+      </w:r>
+      <w:proofErr w:type="spellStart"/>
+      <w:r>
+        <w:rPr>
+          <w:rFonts w:cstheme="minorHAnsi"/>
+        </w:rPr>
+        <w:t>feature</w:t>
+      </w:r>
+      <w:proofErr w:type="spellEnd"/>
+      <w:r>
+        <w:rPr>
+          <w:rFonts w:cstheme="minorHAnsi"/>
+        </w:rPr>
+        <w:t xml:space="preserve"> tenga su propio </w:t>
+      </w:r>
+      <w:proofErr w:type="spellStart"/>
+      <w:r>
+        <w:rPr>
+          <w:rFonts w:cstheme="minorHAnsi"/>
+        </w:rPr>
+        <w:t>subpaquete</w:t>
+      </w:r>
+      <w:proofErr w:type="spellEnd"/>
+      <w:r>
+        <w:rPr>
+          <w:rFonts w:cstheme="minorHAnsi"/>
+        </w:rPr>
+        <w:t xml:space="preserve"> dto.</w:t>
+      </w:r>
+    </w:p>
+    <w:p>
+      <w:pPr>
+        <w:numPr>
+          <w:ilvl w:val="0"/>
+          <w:numId w:val="10"/>
+        </w:numPr>
+        <w:spacing w:line="200" w:lineRule="atLeast"/>
+        <w:jc w:val="both"/>
+        <w:rPr>
+          <w:rFonts w:cstheme="minorHAnsi"/>
+        </w:rPr>
+      </w:pPr>
+      <w:proofErr w:type="spellStart"/>
+      <w:r>
+        <w:rPr>
+          <w:rFonts w:cstheme="minorHAnsi"/>
+          <w:b/>
+          <w:bCs/>
+        </w:rPr>
+        <w:t>Repository</w:t>
+      </w:r>
+      <w:proofErr w:type="spellEnd"/>
+      <w:r>
+        <w:rPr>
+          <w:rFonts w:cstheme="minorHAnsi"/>
+          <w:b/>
+          <w:bCs/>
+        </w:rPr>
+        <w:t xml:space="preserve"> con Spring Data o JDBC puro</w:t>
+      </w:r>
+      <w:r>
+        <w:rPr>
+          <w:rFonts w:cstheme="minorHAnsi"/>
+        </w:rPr>
+        <w:t xml:space="preserve">: si usas </w:t>
+      </w:r>
+      <w:proofErr w:type="spellStart"/>
+      <w:r>
+        <w:rPr>
+          <w:rFonts w:cstheme="minorHAnsi"/>
+        </w:rPr>
+        <w:t>spring</w:t>
+      </w:r>
+      <w:proofErr w:type="spellEnd"/>
+      <w:r>
+        <w:rPr>
+          <w:rFonts w:cstheme="minorHAnsi"/>
+        </w:rPr>
+        <w:t>-</w:t>
+      </w:r>
+      <w:proofErr w:type="spellStart"/>
+      <w:r>
+        <w:rPr>
+          <w:rFonts w:cstheme="minorHAnsi"/>
+        </w:rPr>
+        <w:t>boot</w:t>
+      </w:r>
+      <w:proofErr w:type="spellEnd"/>
+      <w:r>
+        <w:rPr>
+          <w:rFonts w:cstheme="minorHAnsi"/>
+        </w:rPr>
+        <w:t>-starter-data-</w:t>
+      </w:r>
+      <w:proofErr w:type="spellStart"/>
+      <w:r>
+        <w:rPr>
+          <w:rFonts w:cstheme="minorHAnsi"/>
+        </w:rPr>
+        <w:t>jpa</w:t>
+      </w:r>
+      <w:proofErr w:type="spellEnd"/>
+      <w:r>
+        <w:rPr>
+          <w:rFonts w:cstheme="minorHAnsi"/>
+        </w:rPr>
+        <w:t xml:space="preserve"> contra DB2, el </w:t>
+      </w:r>
+      <w:proofErr w:type="spellStart"/>
+      <w:r>
+        <w:rPr>
+          <w:rFonts w:cstheme="minorHAnsi"/>
+        </w:rPr>
+        <w:t>repository</w:t>
+      </w:r>
+      <w:proofErr w:type="spellEnd"/>
+      <w:r>
+        <w:rPr>
+          <w:rFonts w:cstheme="minorHAnsi"/>
+        </w:rPr>
+        <w:t xml:space="preserve"> va dentro del </w:t>
+      </w:r>
+      <w:proofErr w:type="spellStart"/>
+      <w:r>
+        <w:rPr>
+          <w:rFonts w:cstheme="minorHAnsi"/>
+        </w:rPr>
+        <w:t>feature</w:t>
+      </w:r>
+      <w:proofErr w:type="spellEnd"/>
+      <w:r>
+        <w:rPr>
+          <w:rFonts w:cstheme="minorHAnsi"/>
+        </w:rPr>
+        <w:t xml:space="preserve">. Si usas </w:t>
+      </w:r>
+      <w:proofErr w:type="spellStart"/>
+      <w:r>
+        <w:rPr>
+          <w:rFonts w:cstheme="minorHAnsi"/>
+        </w:rPr>
+        <w:t>JdbcTemplate</w:t>
+      </w:r>
+      <w:proofErr w:type="spellEnd"/>
+      <w:r>
+        <w:rPr>
+          <w:rFonts w:cstheme="minorHAnsi"/>
+        </w:rPr>
+        <w:t xml:space="preserve"> puro (común cuando se integra con Open Liberty vía JNDI </w:t>
+      </w:r>
+      <w:proofErr w:type="spellStart"/>
+      <w:r>
+        <w:rPr>
+          <w:rFonts w:cstheme="minorHAnsi"/>
+        </w:rPr>
+        <w:t>datasource</w:t>
+      </w:r>
+      <w:proofErr w:type="spellEnd"/>
+      <w:r>
+        <w:rPr>
+          <w:rFonts w:cstheme="minorHAnsi"/>
+        </w:rPr>
+        <w:t xml:space="preserve">), igual mantenlo en el mismo paquete del </w:t>
+      </w:r>
+      <w:proofErr w:type="spellStart"/>
+      <w:r>
+        <w:rPr>
+          <w:rFonts w:cstheme="minorHAnsi"/>
+        </w:rPr>
+        <w:t>feature</w:t>
+      </w:r>
+      <w:proofErr w:type="spellEnd"/>
+      <w:r>
+        <w:rPr>
+          <w:rFonts w:cstheme="minorHAnsi"/>
+        </w:rPr>
+        <w:t>.</w:t>
+      </w:r>
+    </w:p>
+    <w:p>
+      <w:pPr>
+        <w:numPr>
+          <w:ilvl w:val="0"/>
+          <w:numId w:val="10"/>
+        </w:numPr>
+        <w:spacing w:line="200" w:lineRule="atLeast"/>
+        <w:jc w:val="both"/>
+        <w:rPr>
+          <w:rFonts w:cstheme="minorHAnsi"/>
+        </w:rPr>
+      </w:pPr>
+      <w:r>
+        <w:rPr>
+          <w:rFonts w:cstheme="minorHAnsi"/>
+          <w:b/>
+          <w:bCs/>
+        </w:rPr>
+        <w:t>Para "hacerlo más ligero"</w:t>
+      </w:r>
+      <w:r>
+        <w:rPr>
+          <w:rFonts w:cstheme="minorHAnsi"/>
+        </w:rPr>
+        <w:t>:</w:t>
+      </w:r>
+    </w:p>
+    <w:p>
+      <w:pPr>
+        <w:numPr>
+          <w:ilvl w:val="1"/>
+          <w:numId w:val="10"/>
+        </w:numPr>
+        <w:spacing w:line="200" w:lineRule="atLeast"/>
+        <w:jc w:val="both"/>
+        <w:rPr>
+          <w:rFonts w:cstheme="minorHAnsi"/>
+        </w:rPr>
+      </w:pPr>
+      <w:r>
+        <w:rPr>
+          <w:rFonts w:cstheme="minorHAnsi"/>
+        </w:rPr>
+        <w:t>Evita crear capas de abstracción que no necesitas (por ejemplo, interfaces de Service sin múltiples implementaciones — solo agregan indirección).</w:t>
+      </w:r>
+    </w:p>
+    <w:p>
+      <w:pPr>
+        <w:numPr>
+          <w:ilvl w:val="1"/>
+          <w:numId w:val="10"/>
+        </w:numPr>
+        <w:spacing w:line="200" w:lineRule="atLeast"/>
+        <w:jc w:val="both"/>
+        <w:rPr>
+          <w:rFonts w:cstheme="minorHAnsi"/>
+        </w:rPr>
+      </w:pPr>
+      <w:r>
+        <w:rPr>
+          <w:rFonts w:cstheme="minorHAnsi"/>
+        </w:rPr>
+        <w:t xml:space="preserve">Usa </w:t>
+      </w:r>
+      <w:proofErr w:type="spellStart"/>
+      <w:r>
+        <w:rPr>
+          <w:rFonts w:cstheme="minorHAnsi"/>
+        </w:rPr>
+        <w:t>record-like</w:t>
+      </w:r>
+      <w:proofErr w:type="spellEnd"/>
+      <w:r>
+        <w:rPr>
+          <w:rFonts w:cstheme="minorHAnsi"/>
+        </w:rPr>
+        <w:t xml:space="preserve"> </w:t>
+      </w:r>
+      <w:proofErr w:type="spellStart"/>
+      <w:r>
+        <w:rPr>
+          <w:rFonts w:cstheme="minorHAnsi"/>
+        </w:rPr>
+        <w:t>DTOs</w:t>
+      </w:r>
+      <w:proofErr w:type="spellEnd"/>
+      <w:r>
+        <w:rPr>
+          <w:rFonts w:cstheme="minorHAnsi"/>
+        </w:rPr>
+        <w:t xml:space="preserve"> simples (aunque estés en Java 8, puedes usar clases inmutables con Lombok @Value) en vez de mapeos complejos.</w:t>
+      </w:r>
+    </w:p>
+    <w:p>
+      <w:pPr>
+        <w:numPr>
+          <w:ilvl w:val="1"/>
+          <w:numId w:val="10"/>
+        </w:numPr>
+        <w:spacing w:line="200" w:lineRule="atLeast"/>
+        <w:jc w:val="both"/>
+        <w:rPr>
+          <w:rFonts w:cstheme="minorHAnsi"/>
+        </w:rPr>
+      </w:pPr>
+      <w:r>
+        <w:rPr>
+          <w:rFonts w:cstheme="minorHAnsi"/>
+        </w:rPr>
+        <w:t xml:space="preserve">Considera Lombok para reducir </w:t>
+      </w:r>
+      <w:proofErr w:type="spellStart"/>
+      <w:r>
+        <w:rPr>
+          <w:rFonts w:cstheme="minorHAnsi"/>
+        </w:rPr>
+        <w:t>boilerplate</w:t>
+      </w:r>
+      <w:proofErr w:type="spellEnd"/>
+      <w:r>
+        <w:rPr>
+          <w:rFonts w:cstheme="minorHAnsi"/>
+        </w:rPr>
+        <w:t xml:space="preserve"> (@Data, @RequiredArgsConstructor), muy común en este tipo de </w:t>
+      </w:r>
+      <w:proofErr w:type="spellStart"/>
+      <w:r>
+        <w:rPr>
+          <w:rFonts w:cstheme="minorHAnsi"/>
+        </w:rPr>
+        <w:t>stacks</w:t>
+      </w:r>
+      <w:proofErr w:type="spellEnd"/>
+      <w:r>
+        <w:rPr>
+          <w:rFonts w:cstheme="minorHAnsi"/>
+        </w:rPr>
+        <w:t xml:space="preserve"> </w:t>
+      </w:r>
+      <w:proofErr w:type="spellStart"/>
+      <w:r>
+        <w:rPr>
+          <w:rFonts w:cstheme="minorHAnsi"/>
+        </w:rPr>
+        <w:t>legacy</w:t>
+      </w:r>
+      <w:proofErr w:type="spellEnd"/>
+      <w:r>
+        <w:rPr>
+          <w:rFonts w:cstheme="minorHAnsi"/>
+        </w:rPr>
+        <w:t xml:space="preserve"> con Java 8.</w:t>
+      </w:r>
+    </w:p>
+    <w:p>
+      <w:pPr>
+        <w:numPr>
+          <w:ilvl w:val="0"/>
+          <w:numId w:val="10"/>
+        </w:numPr>
+        <w:spacing w:line="200" w:lineRule="atLeast"/>
+        <w:jc w:val="both"/>
+        <w:rPr>
+          <w:rFonts w:cstheme="minorHAnsi"/>
+        </w:rPr>
+      </w:pPr>
+      <w:r>
+        <w:rPr>
+          <w:rFonts w:cstheme="minorHAnsi"/>
+          <w:b/>
+          <w:bCs/>
+        </w:rPr>
+        <w:t>Nomenclatura consistente</w:t>
+      </w:r>
+      <w:r>
+        <w:rPr>
+          <w:rFonts w:cstheme="minorHAnsi"/>
+        </w:rPr>
+        <w:t xml:space="preserve">: </w:t>
+      </w:r>
+      <w:proofErr w:type="spellStart"/>
+      <w:r>
+        <w:rPr>
+          <w:rFonts w:cstheme="minorHAnsi"/>
+        </w:rPr>
+        <w:t>XxxController</w:t>
+      </w:r>
+      <w:proofErr w:type="spellEnd"/>
+      <w:r>
+        <w:rPr>
+          <w:rFonts w:cstheme="minorHAnsi"/>
+        </w:rPr>
+        <w:t xml:space="preserve">, </w:t>
+      </w:r>
+      <w:proofErr w:type="spellStart"/>
+      <w:r>
+        <w:rPr>
+          <w:rFonts w:cstheme="minorHAnsi"/>
+        </w:rPr>
+        <w:t>XxxService</w:t>
+      </w:r>
+      <w:proofErr w:type="spellEnd"/>
+      <w:r>
+        <w:rPr>
+          <w:rFonts w:cstheme="minorHAnsi"/>
+        </w:rPr>
+        <w:t xml:space="preserve">, </w:t>
+      </w:r>
+      <w:proofErr w:type="spellStart"/>
+      <w:r>
+        <w:rPr>
+          <w:rFonts w:cstheme="minorHAnsi"/>
+        </w:rPr>
+        <w:t>XxxServiceImpl</w:t>
+      </w:r>
+      <w:proofErr w:type="spellEnd"/>
+      <w:r>
+        <w:rPr>
+          <w:rFonts w:cstheme="minorHAnsi"/>
+        </w:rPr>
+        <w:t xml:space="preserve"> (si necesitas interfaz), </w:t>
+      </w:r>
+      <w:proofErr w:type="spellStart"/>
+      <w:r>
+        <w:rPr>
+          <w:rFonts w:cstheme="minorHAnsi"/>
+        </w:rPr>
+        <w:t>XxxRepository</w:t>
+      </w:r>
+      <w:proofErr w:type="spellEnd"/>
+      <w:r>
+        <w:rPr>
+          <w:rFonts w:cstheme="minorHAnsi"/>
+        </w:rPr>
+        <w:t xml:space="preserve">, </w:t>
+      </w:r>
+      <w:proofErr w:type="spellStart"/>
+      <w:r>
+        <w:rPr>
+          <w:rFonts w:cstheme="minorHAnsi"/>
+        </w:rPr>
+        <w:t>Xxx</w:t>
+      </w:r>
+      <w:proofErr w:type="spellEnd"/>
+      <w:r>
+        <w:rPr>
+          <w:rFonts w:cstheme="minorHAnsi"/>
+        </w:rPr>
+        <w:t xml:space="preserve"> (entidad), </w:t>
+      </w:r>
+      <w:proofErr w:type="spellStart"/>
+      <w:r>
+        <w:rPr>
+          <w:rFonts w:cstheme="minorHAnsi"/>
+        </w:rPr>
+        <w:t>XxxRequestDTO</w:t>
+      </w:r>
+      <w:proofErr w:type="spellEnd"/>
+      <w:r>
+        <w:rPr>
+          <w:rFonts w:cstheme="minorHAnsi"/>
+        </w:rPr>
+        <w:t>/</w:t>
+      </w:r>
+      <w:proofErr w:type="spellStart"/>
+      <w:r>
+        <w:rPr>
+          <w:rFonts w:cstheme="minorHAnsi"/>
+        </w:rPr>
+        <w:t>XxxResponseDTO</w:t>
+      </w:r>
+      <w:proofErr w:type="spellEnd"/>
+      <w:r>
+        <w:rPr>
+          <w:rFonts w:cstheme="minorHAnsi"/>
+        </w:rPr>
+        <w:t xml:space="preserve">. Esto </w:t>
+      </w:r>
+      <w:r>
+        <w:rPr>
+          <w:rFonts w:cstheme="minorHAnsi"/>
+        </w:rPr>
+        <w:lastRenderedPageBreak/>
+        <w:t xml:space="preserve">ayuda a que un nuevo </w:t>
+      </w:r>
+      <w:proofErr w:type="spellStart"/>
+      <w:r>
+        <w:rPr>
+          <w:rFonts w:cstheme="minorHAnsi"/>
+        </w:rPr>
+        <w:t>dev</w:t>
+      </w:r>
+      <w:proofErr w:type="spellEnd"/>
+      <w:r>
+        <w:rPr>
+          <w:rFonts w:cstheme="minorHAnsi"/>
+        </w:rPr>
+        <w:t>, con solo ver el nombre del archivo, sepa su responsabilidad sin abrirlo.</w:t>
+      </w:r>
+    </w:p>
+    <w:p>
+      <w:pPr>
+        <w:spacing w:line="200" w:lineRule="atLeast"/>
+        <w:jc w:val="both"/>
+        <w:rPr>
+          <w:rFonts w:cstheme="minorHAnsi"/>
+        </w:rPr>
+      </w:pPr>
+      <w:r>
+        <w:rPr>
+          <w:rFonts w:cstheme="minorHAnsi"/>
+        </w:rPr>
+        <w:t xml:space="preserve">Si tu microservicio es pequeño (pocos </w:t>
+      </w:r>
+      <w:proofErr w:type="spellStart"/>
+      <w:r>
+        <w:rPr>
+          <w:rFonts w:cstheme="minorHAnsi"/>
+        </w:rPr>
+        <w:t>endpoints</w:t>
+      </w:r>
+      <w:proofErr w:type="spellEnd"/>
+      <w:r>
+        <w:rPr>
+          <w:rFonts w:cstheme="minorHAnsi"/>
+        </w:rPr>
+        <w:t xml:space="preserve">, 1-3 entidades), incluso puedes saltarte el empaquetado por </w:t>
+      </w:r>
+      <w:proofErr w:type="spellStart"/>
+      <w:r>
+        <w:rPr>
+          <w:rFonts w:cstheme="minorHAnsi"/>
+        </w:rPr>
+        <w:t>feature</w:t>
+      </w:r>
+      <w:proofErr w:type="spellEnd"/>
+      <w:r>
+        <w:rPr>
+          <w:rFonts w:cstheme="minorHAnsi"/>
+        </w:rPr>
+        <w:t xml:space="preserve"> y usar una estructura plana con capas — el paquete por </w:t>
+      </w:r>
+      <w:proofErr w:type="spellStart"/>
+      <w:r>
+        <w:rPr>
+          <w:rFonts w:cstheme="minorHAnsi"/>
+        </w:rPr>
+        <w:t>feature</w:t>
+      </w:r>
+      <w:proofErr w:type="spellEnd"/>
+      <w:r>
+        <w:rPr>
+          <w:rFonts w:cstheme="minorHAnsi"/>
+        </w:rPr>
+        <w:t xml:space="preserve"> brilla más cuando el dominio crece. ¿Cuántas entidades/</w:t>
+      </w:r>
+      <w:proofErr w:type="spellStart"/>
+      <w:r>
+        <w:rPr>
+          <w:rFonts w:cstheme="minorHAnsi"/>
+        </w:rPr>
+        <w:t>endpoints</w:t>
+      </w:r>
+      <w:proofErr w:type="spellEnd"/>
+      <w:r>
+        <w:rPr>
+          <w:rFonts w:cstheme="minorHAnsi"/>
+        </w:rPr>
+        <w:t xml:space="preserve"> maneja aproximadamente tu servicio? Así te puedo afinar la recomendación.</w:t>
       </w:r>
     </w:p>
     <w:p>
@@ -4659,6 +7489,123 @@
     </w:lvl>
   </w:abstractNum>
   <w:abstractNum w:abstractNumId="1" w15:restartNumberingAfterBreak="0">
+    <w:nsid w:val="11F62F1E"/>
+    <w:multiLevelType w:val="multilevel"/>
+    <w:tmpl w:val="7DFA781A"/>
+    <w:lvl w:ilvl="0">
+      <w:start w:val="1"/>
+      <w:numFmt w:val="decimal"/>
+      <w:lvlText w:val="%1."/>
+      <w:lvlJc w:val="left"/>
+      <w:pPr>
+        <w:tabs>
+          <w:tab w:val="num" w:pos="720"/>
+        </w:tabs>
+        <w:ind w:left="720" w:hanging="360"/>
+      </w:pPr>
+    </w:lvl>
+    <w:lvl w:ilvl="1">
+      <w:start w:val="1"/>
+      <w:numFmt w:val="bullet"/>
+      <w:lvlText w:val="o"/>
+      <w:lvlJc w:val="left"/>
+      <w:pPr>
+        <w:tabs>
+          <w:tab w:val="num" w:pos="1440"/>
+        </w:tabs>
+        <w:ind w:left="1440" w:hanging="360"/>
+      </w:pPr>
+      <w:rPr>
+        <w:rFonts w:ascii="Courier New" w:hAnsi="Courier New" w:hint="default"/>
+        <w:sz w:val="20"/>
+      </w:rPr>
+    </w:lvl>
+    <w:lvl w:ilvl="2" w:tentative="1">
+      <w:start w:val="1"/>
+      <w:numFmt w:val="decimal"/>
+      <w:lvlText w:val="%3."/>
+      <w:lvlJc w:val="left"/>
+      <w:pPr>
+        <w:tabs>
+          <w:tab w:val="num" w:pos="2160"/>
+        </w:tabs>
+        <w:ind w:left="2160" w:hanging="360"/>
+      </w:pPr>
+    </w:lvl>
+    <w:lvl w:ilvl="3" w:tentative="1">
+      <w:start w:val="1"/>
+      <w:numFmt w:val="decimal"/>
+      <w:lvlText w:val="%4."/>
+      <w:lvlJc w:val="left"/>
+      <w:pPr>
+        <w:tabs>
+          <w:tab w:val="num" w:pos="2880"/>
+        </w:tabs>
+        <w:ind w:left="2880" w:hanging="360"/>
+      </w:pPr>
+    </w:lvl>
+    <w:lvl w:ilvl="4" w:tentative="1">
+      <w:start w:val="1"/>
+      <w:numFmt w:val="decimal"/>
+      <w:lvlText w:val="%5."/>
+      <w:lvlJc w:val="left"/>
+      <w:pPr>
+        <w:tabs>
+          <w:tab w:val="num" w:pos="3600"/>
+        </w:tabs>
+        <w:ind w:left="3600" w:hanging="360"/>
+      </w:pPr>
+    </w:lvl>
+    <w:lvl w:ilvl="5" w:tentative="1">
+      <w:start w:val="1"/>
+      <w:numFmt w:val="decimal"/>
+      <w:lvlText w:val="%6."/>
+      <w:lvlJc w:val="left"/>
+      <w:pPr>
+        <w:tabs>
+          <w:tab w:val="num" w:pos="4320"/>
+        </w:tabs>
+        <w:ind w:left="4320" w:hanging="360"/>
+      </w:pPr>
+    </w:lvl>
+    <w:lvl w:ilvl="6" w:tentative="1">
+      <w:start w:val="1"/>
+      <w:numFmt w:val="decimal"/>
+      <w:lvlText w:val="%7."/>
+      <w:lvlJc w:val="left"/>
+      <w:pPr>
+        <w:tabs>
+          <w:tab w:val="num" w:pos="5040"/>
+        </w:tabs>
+        <w:ind w:left="5040" w:hanging="360"/>
+      </w:pPr>
+    </w:lvl>
+    <w:lvl w:ilvl="7" w:tentative="1">
+      <w:start w:val="1"/>
+      <w:numFmt w:val="decimal"/>
+      <w:lvlText w:val="%8."/>
+      <w:lvlJc w:val="left"/>
+      <w:pPr>
+        <w:tabs>
+          <w:tab w:val="num" w:pos="5760"/>
+        </w:tabs>
+        <w:ind w:left="5760" w:hanging="360"/>
+      </w:pPr>
+    </w:lvl>
+    <w:lvl w:ilvl="8" w:tentative="1">
+      <w:start w:val="1"/>
+      <w:numFmt w:val="decimal"/>
+      <w:lvlText w:val="%9."/>
+      <w:lvlJc w:val="left"/>
+      <w:pPr>
+        <w:tabs>
+          <w:tab w:val="num" w:pos="6480"/>
+        </w:tabs>
+        <w:ind w:left="6480" w:hanging="360"/>
+      </w:pPr>
+    </w:lvl>
+  </w:abstractNum>
+  <w:abstractNum w:abstractNumId="2" w15:restartNumberingAfterBreak="0">
     <w:nsid w:val="1AE74160"/>
     <w:multiLevelType w:val="multilevel"/>
     <w:tmpl w:val="8EFA9360"/>
@@ -4807,7 +7754,7 @@
       </w:rPr>
     </w:lvl>
   </w:abstractNum>
-  <w:abstractNum w:abstractNumId="2" w15:restartNumberingAfterBreak="0">
+  <w:abstractNum w:abstractNumId="3" w15:restartNumberingAfterBreak="0">
     <w:nsid w:val="1E2D59B7"/>
     <w:multiLevelType w:val="multilevel"/>
     <w:tmpl w:val="30C2D67A"/>
@@ -4956,7 +7903,7 @@
       </w:rPr>
     </w:lvl>
   </w:abstractNum>
-  <w:abstractNum w:abstractNumId="3" w15:restartNumberingAfterBreak="0">
+  <w:abstractNum w:abstractNumId="4" w15:restartNumberingAfterBreak="0">
     <w:nsid w:val="2ED85DD8"/>
     <w:multiLevelType w:val="multilevel"/>
     <w:tmpl w:val="EEEA3BE4"/>
@@ -5105,7 +8052,7 @@
       </w:rPr>
     </w:lvl>
   </w:abstractNum>
-  <w:abstractNum w:abstractNumId="4" w15:restartNumberingAfterBreak="0">
+  <w:abstractNum w:abstractNumId="5" w15:restartNumberingAfterBreak="0">
     <w:nsid w:val="45505C75"/>
     <w:multiLevelType w:val="multilevel"/>
     <w:tmpl w:val="732CF428"/>
@@ -5254,7 +8201,7 @@
       </w:rPr>
     </w:lvl>
   </w:abstractNum>
-  <w:abstractNum w:abstractNumId="5" w15:restartNumberingAfterBreak="0">
+  <w:abstractNum w:abstractNumId="6" w15:restartNumberingAfterBreak="0">
     <w:nsid w:val="49B57A1C"/>
     <w:multiLevelType w:val="multilevel"/>
     <w:tmpl w:val="9404FBA2"/>
@@ -5403,7 +8350,7 @@
       </w:rPr>
     </w:lvl>
   </w:abstractNum>
-  <w:abstractNum w:abstractNumId="6" w15:restartNumberingAfterBreak="0">
+  <w:abstractNum w:abstractNumId="7" w15:restartNumberingAfterBreak="0">
     <w:nsid w:val="4CEC5020"/>
     <w:multiLevelType w:val="multilevel"/>
     <w:tmpl w:val="4754BD80"/>
@@ -5552,7 +8499,7 @@
       </w:rPr>
     </w:lvl>
   </w:abstractNum>
-  <w:abstractNum w:abstractNumId="7" w15:restartNumberingAfterBreak="0">
+  <w:abstractNum w:abstractNumId="8" w15:restartNumberingAfterBreak="0">
     <w:nsid w:val="6EDD5457"/>
     <w:multiLevelType w:val="multilevel"/>
     <w:tmpl w:val="C15A4208"/>
@@ -5701,7 +8648,7 @@
       </w:rPr>
     </w:lvl>
   </w:abstractNum>
-  <w:abstractNum w:abstractNumId="8" w15:restartNumberingAfterBreak="0">
+  <w:abstractNum w:abstractNumId="9" w15:restartNumberingAfterBreak="0">
     <w:nsid w:val="794C2E1B"/>
     <w:multiLevelType w:val="multilevel"/>
     <w:tmpl w:val="EDDCAE74"/>
@@ -5854,28 +8801,31 @@
     <w:abstractNumId w:val="0"/>
   </w:num>
   <w:num w:numId="2" w16cid:durableId="1142188866">
+    <w:abstractNumId w:val="7"/>
+  </w:num>
+  <w:num w:numId="3" w16cid:durableId="1208949084">
+    <w:abstractNumId w:val="3"/>
+  </w:num>
+  <w:num w:numId="4" w16cid:durableId="658389179">
+    <w:abstractNumId w:val="2"/>
+  </w:num>
+  <w:num w:numId="5" w16cid:durableId="45495889">
+    <w:abstractNumId w:val="4"/>
+  </w:num>
+  <w:num w:numId="6" w16cid:durableId="61024503">
+    <w:abstractNumId w:val="9"/>
+  </w:num>
+  <w:num w:numId="7" w16cid:durableId="224922807">
     <w:abstractNumId w:val="6"/>
   </w:num>
-  <w:num w:numId="3" w16cid:durableId="1208949084">
-    <w:abstractNumId w:val="2"/>
-  </w:num>
-  <w:num w:numId="4" w16cid:durableId="658389179">
-    <w:abstractNumId w:val="1"/>
-  </w:num>
-  <w:num w:numId="5" w16cid:durableId="45495889">
-    <w:abstractNumId w:val="3"/>
-  </w:num>
-  <w:num w:numId="6" w16cid:durableId="61024503">
+  <w:num w:numId="8" w16cid:durableId="1341591471">
     <w:abstractNumId w:val="8"/>
   </w:num>
-  <w:num w:numId="7" w16cid:durableId="224922807">
+  <w:num w:numId="9" w16cid:durableId="564023813">
     <w:abstractNumId w:val="5"/>
   </w:num>
-  <w:num w:numId="8" w16cid:durableId="1341591471">
-    <w:abstractNumId w:val="7"/>
-  </w:num>
-  <w:num w:numId="9" w16cid:durableId="564023813">
-    <w:abstractNumId w:val="4"/>
+  <w:num w:numId="10" w16cid:durableId="7291831">
+    <w:abstractNumId w:val="1"/>
   </w:num>
 </w:numbering>
 </file>

--- a/Wrapper de un Endpoint.docx
+++ b/Wrapper de un Endpoint.docx
@@ -4852,19 +4852,11 @@
         </w:rPr>
       </w:pPr>
       <w:proofErr w:type="spellStart"/>
-      <w:proofErr w:type="gramStart"/>
-      <w:r>
-        <w:rPr>
-          <w:rFonts w:cstheme="minorHAnsi"/>
-        </w:rPr>
-        <w:t>com.empresa</w:t>
-      </w:r>
-      <w:proofErr w:type="gramEnd"/>
-      <w:r>
-        <w:rPr>
-          <w:rFonts w:cstheme="minorHAnsi"/>
-        </w:rPr>
-        <w:t>.miservicio</w:t>
+      <w:r>
+        <w:rPr>
+          <w:rFonts w:cstheme="minorHAnsi"/>
+        </w:rPr>
+        <w:t>com.empresa.miservicio</w:t>
       </w:r>
       <w:proofErr w:type="spellEnd"/>
     </w:p>
@@ -5072,19 +5064,11 @@
         </w:rPr>
       </w:pPr>
       <w:proofErr w:type="spellStart"/>
-      <w:proofErr w:type="gramStart"/>
-      <w:r>
-        <w:rPr>
-          <w:rFonts w:cstheme="minorHAnsi"/>
-        </w:rPr>
-        <w:t>com.empresa</w:t>
-      </w:r>
-      <w:proofErr w:type="gramEnd"/>
-      <w:r>
-        <w:rPr>
-          <w:rFonts w:cstheme="minorHAnsi"/>
-        </w:rPr>
-        <w:t>.miservicio</w:t>
+      <w:r>
+        <w:rPr>
+          <w:rFonts w:cstheme="minorHAnsi"/>
+        </w:rPr>
+        <w:t>com.empresa.miservicio</w:t>
       </w:r>
       <w:proofErr w:type="spellEnd"/>
     </w:p>
@@ -6293,28 +6277,57 @@
         <w:rPr>
           <w:rFonts w:cstheme="minorHAnsi"/>
         </w:rPr>
+        <w:t xml:space="preserve">/   (si usas </w:t>
+      </w:r>
+      <w:proofErr w:type="spellStart"/>
+      <w:r>
+        <w:rPr>
+          <w:rFonts w:cstheme="minorHAnsi"/>
+        </w:rPr>
+        <w:t>Flyway</w:t>
+      </w:r>
+      <w:proofErr w:type="spellEnd"/>
+      <w:r>
+        <w:rPr>
+          <w:rFonts w:cstheme="minorHAnsi"/>
+        </w:rPr>
         <w:t>/</w:t>
       </w:r>
-      <w:proofErr w:type="gramStart"/>
-      <w:r>
-        <w:rPr>
-          <w:rFonts w:cstheme="minorHAnsi"/>
-        </w:rPr>
-        <w:t xml:space="preserve">   (</w:t>
-      </w:r>
-      <w:proofErr w:type="gramEnd"/>
-      <w:r>
-        <w:rPr>
-          <w:rFonts w:cstheme="minorHAnsi"/>
-        </w:rPr>
-        <w:t xml:space="preserve">si usas </w:t>
-      </w:r>
-      <w:proofErr w:type="spellStart"/>
-      <w:r>
-        <w:rPr>
-          <w:rFonts w:cstheme="minorHAnsi"/>
-        </w:rPr>
-        <w:t>Flyway</w:t>
+      <w:proofErr w:type="spellStart"/>
+      <w:r>
+        <w:rPr>
+          <w:rFonts w:cstheme="minorHAnsi"/>
+        </w:rPr>
+        <w:t>Liquibase</w:t>
+      </w:r>
+      <w:proofErr w:type="spellEnd"/>
+      <w:r>
+        <w:rPr>
+          <w:rFonts w:cstheme="minorHAnsi"/>
+        </w:rPr>
+        <w:t xml:space="preserve"> para DB2)</w:t>
+      </w:r>
+    </w:p>
+    <w:p>
+      <w:pPr>
+        <w:spacing w:line="200" w:lineRule="atLeast"/>
+        <w:jc w:val="both"/>
+        <w:rPr>
+          <w:rFonts w:cstheme="minorHAnsi"/>
+        </w:rPr>
+      </w:pPr>
+      <w:r>
+        <w:rPr>
+          <w:rFonts w:cstheme="minorHAnsi"/>
+        </w:rPr>
+        <w:t xml:space="preserve">│   │   └── </w:t>
+      </w:r>
+      <w:proofErr w:type="spellStart"/>
+      <w:r>
+        <w:rPr>
+          <w:rFonts w:cstheme="minorHAnsi"/>
+        </w:rPr>
+        <w:t>liberty</w:t>
       </w:r>
       <w:proofErr w:type="spellEnd"/>
       <w:r>
@@ -6323,41 +6336,27 @@
         </w:rPr>
         <w:t>/</w:t>
       </w:r>
-      <w:proofErr w:type="spellStart"/>
-      <w:r>
-        <w:rPr>
-          <w:rFonts w:cstheme="minorHAnsi"/>
-        </w:rPr>
-        <w:t>Liquibase</w:t>
-      </w:r>
-      <w:proofErr w:type="spellEnd"/>
-      <w:r>
-        <w:rPr>
-          <w:rFonts w:cstheme="minorHAnsi"/>
-        </w:rPr>
-        <w:t xml:space="preserve"> para DB2)</w:t>
-      </w:r>
-    </w:p>
-    <w:p>
-      <w:pPr>
-        <w:spacing w:line="200" w:lineRule="atLeast"/>
-        <w:jc w:val="both"/>
-        <w:rPr>
-          <w:rFonts w:cstheme="minorHAnsi"/>
-        </w:rPr>
-      </w:pPr>
-      <w:r>
-        <w:rPr>
-          <w:rFonts w:cstheme="minorHAnsi"/>
-        </w:rPr>
-        <w:t xml:space="preserve">│   │   └── </w:t>
-      </w:r>
-      <w:proofErr w:type="spellStart"/>
-      <w:r>
-        <w:rPr>
-          <w:rFonts w:cstheme="minorHAnsi"/>
-        </w:rPr>
-        <w:t>liberty</w:t>
+    </w:p>
+    <w:p>
+      <w:pPr>
+        <w:spacing w:line="200" w:lineRule="atLeast"/>
+        <w:jc w:val="both"/>
+        <w:rPr>
+          <w:rFonts w:cstheme="minorHAnsi"/>
+        </w:rPr>
+      </w:pPr>
+      <w:r>
+        <w:rPr>
+          <w:rFonts w:cstheme="minorHAnsi"/>
+        </w:rPr>
+        <w:t xml:space="preserve">│   │       └── </w:t>
+      </w:r>
+      <w:proofErr w:type="spellStart"/>
+      <w:r>
+        <w:rPr>
+          <w:rFonts w:cstheme="minorHAnsi"/>
+        </w:rPr>
+        <w:t>config</w:t>
       </w:r>
       <w:proofErr w:type="spellEnd"/>
       <w:r>
@@ -6379,46 +6378,9 @@
         <w:rPr>
           <w:rFonts w:cstheme="minorHAnsi"/>
         </w:rPr>
-        <w:t xml:space="preserve">│   │       └── </w:t>
-      </w:r>
-      <w:proofErr w:type="spellStart"/>
-      <w:r>
-        <w:rPr>
-          <w:rFonts w:cstheme="minorHAnsi"/>
-        </w:rPr>
-        <w:t>config</w:t>
-      </w:r>
-      <w:proofErr w:type="spellEnd"/>
-      <w:r>
-        <w:rPr>
-          <w:rFonts w:cstheme="minorHAnsi"/>
-        </w:rPr>
-        <w:t>/</w:t>
-      </w:r>
-    </w:p>
-    <w:p>
-      <w:pPr>
-        <w:spacing w:line="200" w:lineRule="atLeast"/>
-        <w:jc w:val="both"/>
-        <w:rPr>
-          <w:rFonts w:cstheme="minorHAnsi"/>
-        </w:rPr>
-      </w:pPr>
-      <w:r>
-        <w:rPr>
-          <w:rFonts w:cstheme="minorHAnsi"/>
-        </w:rPr>
-        <w:t>│   │           └── server.xml</w:t>
-      </w:r>
-      <w:proofErr w:type="gramStart"/>
-      <w:r>
-        <w:rPr>
-          <w:rFonts w:cstheme="minorHAnsi"/>
-        </w:rPr>
-        <w:t xml:space="preserve">   (</w:t>
-      </w:r>
-      <w:proofErr w:type="spellStart"/>
-      <w:proofErr w:type="gramEnd"/>
+        <w:t>│   │           └── server.xml   (</w:t>
+      </w:r>
+      <w:proofErr w:type="spellStart"/>
       <w:r>
         <w:rPr>
           <w:rFonts w:cstheme="minorHAnsi"/>
@@ -7311,12 +7273,1210 @@
     </w:p>
     <w:p>
       <w:pPr>
-        <w:spacing w:line="200" w:lineRule="atLeast"/>
-        <w:jc w:val="both"/>
-        <w:rPr>
-          <w:rFonts w:cstheme="minorHAnsi"/>
-        </w:rPr>
-      </w:pPr>
+        <w:pBdr>
+          <w:bottom w:val="single" w:sz="6" w:space="1" w:color="auto"/>
+        </w:pBdr>
+        <w:spacing w:line="200" w:lineRule="atLeast"/>
+        <w:jc w:val="both"/>
+        <w:rPr>
+          <w:rFonts w:cstheme="minorHAnsi"/>
+        </w:rPr>
+      </w:pPr>
+    </w:p>
+    <w:p>
+      <w:pPr>
+        <w:spacing w:line="200" w:lineRule="atLeast"/>
+        <w:jc w:val="both"/>
+        <w:rPr>
+          <w:rFonts w:cstheme="minorHAnsi"/>
+        </w:rPr>
+      </w:pPr>
+    </w:p>
+    <w:p>
+      <w:pPr>
+        <w:spacing w:line="200" w:lineRule="atLeast"/>
+        <w:jc w:val="both"/>
+        <w:rPr>
+          <w:rFonts w:cstheme="minorHAnsi"/>
+        </w:rPr>
+      </w:pPr>
+      <w:r>
+        <w:rPr>
+          <w:rFonts w:cstheme="minorHAnsi"/>
+        </w:rPr>
+        <w:t xml:space="preserve">Quiero desarrollar una aplicación web </w:t>
+      </w:r>
+      <w:proofErr w:type="spellStart"/>
+      <w:r>
+        <w:rPr>
+          <w:rFonts w:cstheme="minorHAnsi"/>
+        </w:rPr>
+        <w:t>backend</w:t>
+      </w:r>
+      <w:proofErr w:type="spellEnd"/>
+      <w:r>
+        <w:rPr>
+          <w:rFonts w:cstheme="minorHAnsi"/>
+        </w:rPr>
+        <w:t xml:space="preserve"> como un microservicio, con </w:t>
+      </w:r>
+      <w:proofErr w:type="spellStart"/>
+      <w:r>
+        <w:rPr>
+          <w:rFonts w:cstheme="minorHAnsi"/>
+        </w:rPr>
+        <w:t>maven</w:t>
+      </w:r>
+      <w:proofErr w:type="spellEnd"/>
+      <w:r>
+        <w:rPr>
+          <w:rFonts w:cstheme="minorHAnsi"/>
+        </w:rPr>
+        <w:t xml:space="preserve">, java 1.8, base de datos db2, </w:t>
+      </w:r>
+      <w:proofErr w:type="spellStart"/>
+      <w:r>
+        <w:rPr>
+          <w:rFonts w:cstheme="minorHAnsi"/>
+        </w:rPr>
+        <w:t>spring</w:t>
+      </w:r>
+      <w:proofErr w:type="spellEnd"/>
+      <w:r>
+        <w:rPr>
+          <w:rFonts w:cstheme="minorHAnsi"/>
+        </w:rPr>
+        <w:t xml:space="preserve"> </w:t>
+      </w:r>
+      <w:proofErr w:type="spellStart"/>
+      <w:r>
+        <w:rPr>
+          <w:rFonts w:cstheme="minorHAnsi"/>
+        </w:rPr>
+        <w:t>boot</w:t>
+      </w:r>
+      <w:proofErr w:type="spellEnd"/>
+      <w:r>
+        <w:rPr>
+          <w:rFonts w:cstheme="minorHAnsi"/>
+        </w:rPr>
+        <w:t xml:space="preserve"> 2.7.18. En un </w:t>
+      </w:r>
+      <w:proofErr w:type="spellStart"/>
+      <w:r>
+        <w:rPr>
+          <w:rFonts w:cstheme="minorHAnsi"/>
+        </w:rPr>
+        <w:t>endpoint</w:t>
+      </w:r>
+      <w:proofErr w:type="spellEnd"/>
+      <w:r>
+        <w:rPr>
+          <w:rFonts w:cstheme="minorHAnsi"/>
+        </w:rPr>
+        <w:t xml:space="preserve"> voy a solicitar como parámetro la cantidad de un préstamo como valor entero de 1 a 1000000000 retornar la tabla de amortización de un solo registro con la cantidad a pagar de acuerdo a la cantidad del préstamo aplicando la tasa anual (segunda columna) que se corresponde, cuando dicha cantidad del préstamo esté dentro del rango de la primera columna. El </w:t>
+      </w:r>
+      <w:proofErr w:type="spellStart"/>
+      <w:r>
+        <w:rPr>
+          <w:rFonts w:cstheme="minorHAnsi"/>
+        </w:rPr>
+        <w:t>json</w:t>
+      </w:r>
+      <w:proofErr w:type="spellEnd"/>
+      <w:r>
+        <w:rPr>
+          <w:rFonts w:cstheme="minorHAnsi"/>
+        </w:rPr>
+        <w:t xml:space="preserve"> de salida será la cantidad del crédito original, la tasa de interés que se aplicará, los intereses que se pagarán y el pago total del crédito multiplicado por la tasa anual. Indícame cuál es una mejor práctica para almacenar la tabla con los rangos y las tasas, para cuando se necesite actualizar los rangos o las tasas de interés, ya sea desde una tabla de parámetros o bien desde un archivo de </w:t>
+      </w:r>
+      <w:proofErr w:type="spellStart"/>
+      <w:r>
+        <w:rPr>
+          <w:rFonts w:cstheme="minorHAnsi"/>
+        </w:rPr>
+        <w:t>properties</w:t>
+      </w:r>
+      <w:proofErr w:type="spellEnd"/>
+      <w:r>
+        <w:rPr>
+          <w:rFonts w:cstheme="minorHAnsi"/>
+        </w:rPr>
+        <w:t xml:space="preserve">. Crea también un proyecto de test con dos casos de uso uno para la cantidad de $158,000 y otro para la cantidad de $10000001. | Rango de la cantidad del Préstamo | Tasa | | </w:t>
+      </w:r>
+      <w:proofErr w:type="spellStart"/>
+      <w:r>
+        <w:rPr>
+          <w:rFonts w:cstheme="minorHAnsi"/>
+        </w:rPr>
+        <w:t>Credito</w:t>
+      </w:r>
+      <w:proofErr w:type="spellEnd"/>
+      <w:r>
+        <w:rPr>
+          <w:rFonts w:cstheme="minorHAnsi"/>
+        </w:rPr>
+        <w:t xml:space="preserve"> &gt; 100000000 | 14.2% | | 5000000 &lt; </w:t>
+      </w:r>
+      <w:proofErr w:type="spellStart"/>
+      <w:r>
+        <w:rPr>
+          <w:rFonts w:cstheme="minorHAnsi"/>
+        </w:rPr>
+        <w:t>Credito</w:t>
+      </w:r>
+      <w:proofErr w:type="spellEnd"/>
+      <w:r>
+        <w:rPr>
+          <w:rFonts w:cstheme="minorHAnsi"/>
+        </w:rPr>
+        <w:t xml:space="preserve"> &gt; 9999999 | 15.6 | | 2500000 &lt; </w:t>
+      </w:r>
+      <w:proofErr w:type="spellStart"/>
+      <w:r>
+        <w:rPr>
+          <w:rFonts w:cstheme="minorHAnsi"/>
+        </w:rPr>
+        <w:t>Credito</w:t>
+      </w:r>
+      <w:proofErr w:type="spellEnd"/>
+      <w:r>
+        <w:rPr>
+          <w:rFonts w:cstheme="minorHAnsi"/>
+        </w:rPr>
+        <w:t xml:space="preserve"> &gt; 4999999 | 15.9 | | 100000 &lt; </w:t>
+      </w:r>
+      <w:proofErr w:type="spellStart"/>
+      <w:r>
+        <w:rPr>
+          <w:rFonts w:cstheme="minorHAnsi"/>
+        </w:rPr>
+        <w:t>Credito</w:t>
+      </w:r>
+      <w:proofErr w:type="spellEnd"/>
+      <w:r>
+        <w:rPr>
+          <w:rFonts w:cstheme="minorHAnsi"/>
+        </w:rPr>
+        <w:t xml:space="preserve"> &gt; 2499999 | 16.5 | | 0 &lt; </w:t>
+      </w:r>
+      <w:proofErr w:type="spellStart"/>
+      <w:r>
+        <w:rPr>
+          <w:rFonts w:cstheme="minorHAnsi"/>
+        </w:rPr>
+        <w:t>Credito</w:t>
+      </w:r>
+      <w:proofErr w:type="spellEnd"/>
+      <w:r>
+        <w:rPr>
+          <w:rFonts w:cstheme="minorHAnsi"/>
+        </w:rPr>
+        <w:t xml:space="preserve"> &gt; 99999 | 17.1 |</w:t>
+      </w:r>
+    </w:p>
+    <w:p>
+      <w:pPr>
+        <w:spacing w:line="200" w:lineRule="atLeast"/>
+        <w:jc w:val="both"/>
+        <w:rPr>
+          <w:rFonts w:cstheme="minorHAnsi"/>
+        </w:rPr>
+      </w:pPr>
+    </w:p>
+    <w:p>
+      <w:pPr>
+        <w:spacing w:line="200" w:lineRule="atLeast"/>
+        <w:jc w:val="both"/>
+        <w:rPr>
+          <w:rFonts w:cstheme="minorHAnsi"/>
+        </w:rPr>
+      </w:pPr>
+    </w:p>
+    <w:p>
+      <w:pPr>
+        <w:spacing w:line="200" w:lineRule="atLeast"/>
+        <w:jc w:val="both"/>
+        <w:rPr>
+          <w:rFonts w:cstheme="minorHAnsi"/>
+        </w:rPr>
+      </w:pPr>
+      <w:r>
+        <w:rPr>
+          <w:rFonts w:cstheme="minorHAnsi"/>
+        </w:rPr>
+        <w:t>Voy a construir el proyecto completo. Antes, una aclaración importante sobre la tabla de tasas que enviaste: hay una inconsistencia en los límites (todos usan &gt; en ambos extremos, y el primer rango dice "Crédito &gt; 100,000,000" cuando tu rango de negocio máximo es 1,000,000,000). Interpretando la intención lógica de una tabla escalonada sin huecos, y verificando contra tus dos casos de prueba, la tabla queda así:</w:t>
+      </w:r>
+    </w:p>
+    <w:tbl>
+      <w:tblPr>
+        <w:tblW w:w="0" w:type="auto"/>
+        <w:tblCellSpacing w:w="15" w:type="dxa"/>
+        <w:tblCellMar>
+          <w:top w:w="15" w:type="dxa"/>
+          <w:left w:w="15" w:type="dxa"/>
+          <w:bottom w:w="15" w:type="dxa"/>
+          <w:right w:w="15" w:type="dxa"/>
+        </w:tblCellMar>
+        <w:tblLook w:val="04A0" w:firstRow="1" w:lastRow="0" w:firstColumn="1" w:lastColumn="0" w:noHBand="0" w:noVBand="1"/>
+      </w:tblPr>
+      <w:tblGrid>
+        <w:gridCol w:w="2496"/>
+        <w:gridCol w:w="1117"/>
+      </w:tblGrid>
+      <w:tr>
+        <w:trPr>
+          <w:tblHeader/>
+          <w:tblCellSpacing w:w="15" w:type="dxa"/>
+        </w:trPr>
+        <w:tc>
+          <w:tcPr>
+            <w:tcW w:w="0" w:type="auto"/>
+            <w:vAlign w:val="center"/>
+            <w:hideMark/>
+          </w:tcPr>
+          <w:p>
+            <w:pPr>
+              <w:spacing w:line="200" w:lineRule="atLeast"/>
+              <w:jc w:val="both"/>
+              <w:rPr>
+                <w:rFonts w:cstheme="minorHAnsi"/>
+                <w:b/>
+                <w:bCs/>
+              </w:rPr>
+            </w:pPr>
+            <w:r>
+              <w:rPr>
+                <w:rFonts w:cstheme="minorHAnsi"/>
+                <w:b/>
+                <w:bCs/>
+              </w:rPr>
+              <w:t>Rango del préstamo</w:t>
+            </w:r>
+          </w:p>
+        </w:tc>
+        <w:tc>
+          <w:tcPr>
+            <w:tcW w:w="0" w:type="auto"/>
+            <w:vAlign w:val="center"/>
+            <w:hideMark/>
+          </w:tcPr>
+          <w:p>
+            <w:pPr>
+              <w:spacing w:line="200" w:lineRule="atLeast"/>
+              <w:jc w:val="both"/>
+              <w:rPr>
+                <w:rFonts w:cstheme="minorHAnsi"/>
+                <w:b/>
+                <w:bCs/>
+              </w:rPr>
+            </w:pPr>
+            <w:r>
+              <w:rPr>
+                <w:rFonts w:cstheme="minorHAnsi"/>
+                <w:b/>
+                <w:bCs/>
+              </w:rPr>
+              <w:t>Tasa anual</w:t>
+            </w:r>
+          </w:p>
+        </w:tc>
+      </w:tr>
+      <w:tr>
+        <w:trPr>
+          <w:tblCellSpacing w:w="15" w:type="dxa"/>
+        </w:trPr>
+        <w:tc>
+          <w:tcPr>
+            <w:tcW w:w="0" w:type="auto"/>
+            <w:vAlign w:val="center"/>
+            <w:hideMark/>
+          </w:tcPr>
+          <w:p>
+            <w:pPr>
+              <w:spacing w:line="200" w:lineRule="atLeast"/>
+              <w:jc w:val="both"/>
+              <w:rPr>
+                <w:rFonts w:cstheme="minorHAnsi"/>
+              </w:rPr>
+            </w:pPr>
+            <w:r>
+              <w:rPr>
+                <w:rFonts w:cstheme="minorHAnsi"/>
+              </w:rPr>
+              <w:t>$0 – $99,999</w:t>
+            </w:r>
+          </w:p>
+        </w:tc>
+        <w:tc>
+          <w:tcPr>
+            <w:tcW w:w="0" w:type="auto"/>
+            <w:vAlign w:val="center"/>
+            <w:hideMark/>
+          </w:tcPr>
+          <w:p>
+            <w:pPr>
+              <w:spacing w:line="200" w:lineRule="atLeast"/>
+              <w:jc w:val="both"/>
+              <w:rPr>
+                <w:rFonts w:cstheme="minorHAnsi"/>
+              </w:rPr>
+            </w:pPr>
+            <w:r>
+              <w:rPr>
+                <w:rFonts w:cstheme="minorHAnsi"/>
+              </w:rPr>
+              <w:t>17.1%</w:t>
+            </w:r>
+          </w:p>
+        </w:tc>
+      </w:tr>
+      <w:tr>
+        <w:trPr>
+          <w:tblCellSpacing w:w="15" w:type="dxa"/>
+        </w:trPr>
+        <w:tc>
+          <w:tcPr>
+            <w:tcW w:w="0" w:type="auto"/>
+            <w:vAlign w:val="center"/>
+            <w:hideMark/>
+          </w:tcPr>
+          <w:p>
+            <w:pPr>
+              <w:spacing w:line="200" w:lineRule="atLeast"/>
+              <w:jc w:val="both"/>
+              <w:rPr>
+                <w:rFonts w:cstheme="minorHAnsi"/>
+              </w:rPr>
+            </w:pPr>
+            <w:r>
+              <w:rPr>
+                <w:rFonts w:cstheme="minorHAnsi"/>
+              </w:rPr>
+              <w:t>$100,000 – $2,499,999</w:t>
+            </w:r>
+          </w:p>
+        </w:tc>
+        <w:tc>
+          <w:tcPr>
+            <w:tcW w:w="0" w:type="auto"/>
+            <w:vAlign w:val="center"/>
+            <w:hideMark/>
+          </w:tcPr>
+          <w:p>
+            <w:pPr>
+              <w:spacing w:line="200" w:lineRule="atLeast"/>
+              <w:jc w:val="both"/>
+              <w:rPr>
+                <w:rFonts w:cstheme="minorHAnsi"/>
+              </w:rPr>
+            </w:pPr>
+            <w:r>
+              <w:rPr>
+                <w:rFonts w:cstheme="minorHAnsi"/>
+              </w:rPr>
+              <w:t>16.5%</w:t>
+            </w:r>
+          </w:p>
+        </w:tc>
+      </w:tr>
+      <w:tr>
+        <w:trPr>
+          <w:tblCellSpacing w:w="15" w:type="dxa"/>
+        </w:trPr>
+        <w:tc>
+          <w:tcPr>
+            <w:tcW w:w="0" w:type="auto"/>
+            <w:vAlign w:val="center"/>
+            <w:hideMark/>
+          </w:tcPr>
+          <w:p>
+            <w:pPr>
+              <w:spacing w:line="200" w:lineRule="atLeast"/>
+              <w:jc w:val="both"/>
+              <w:rPr>
+                <w:rFonts w:cstheme="minorHAnsi"/>
+              </w:rPr>
+            </w:pPr>
+            <w:r>
+              <w:rPr>
+                <w:rFonts w:cstheme="minorHAnsi"/>
+              </w:rPr>
+              <w:t>$2,500,000 – $4,999,999</w:t>
+            </w:r>
+          </w:p>
+        </w:tc>
+        <w:tc>
+          <w:tcPr>
+            <w:tcW w:w="0" w:type="auto"/>
+            <w:vAlign w:val="center"/>
+            <w:hideMark/>
+          </w:tcPr>
+          <w:p>
+            <w:pPr>
+              <w:spacing w:line="200" w:lineRule="atLeast"/>
+              <w:jc w:val="both"/>
+              <w:rPr>
+                <w:rFonts w:cstheme="minorHAnsi"/>
+              </w:rPr>
+            </w:pPr>
+            <w:r>
+              <w:rPr>
+                <w:rFonts w:cstheme="minorHAnsi"/>
+              </w:rPr>
+              <w:t>15.9%</w:t>
+            </w:r>
+          </w:p>
+        </w:tc>
+      </w:tr>
+      <w:tr>
+        <w:trPr>
+          <w:tblCellSpacing w:w="15" w:type="dxa"/>
+        </w:trPr>
+        <w:tc>
+          <w:tcPr>
+            <w:tcW w:w="0" w:type="auto"/>
+            <w:vAlign w:val="center"/>
+            <w:hideMark/>
+          </w:tcPr>
+          <w:p>
+            <w:pPr>
+              <w:spacing w:line="200" w:lineRule="atLeast"/>
+              <w:jc w:val="both"/>
+              <w:rPr>
+                <w:rFonts w:cstheme="minorHAnsi"/>
+              </w:rPr>
+            </w:pPr>
+            <w:r>
+              <w:rPr>
+                <w:rFonts w:cstheme="minorHAnsi"/>
+              </w:rPr>
+              <w:t>$5,000,000 – $9,999,999</w:t>
+            </w:r>
+          </w:p>
+        </w:tc>
+        <w:tc>
+          <w:tcPr>
+            <w:tcW w:w="0" w:type="auto"/>
+            <w:vAlign w:val="center"/>
+            <w:hideMark/>
+          </w:tcPr>
+          <w:p>
+            <w:pPr>
+              <w:spacing w:line="200" w:lineRule="atLeast"/>
+              <w:jc w:val="both"/>
+              <w:rPr>
+                <w:rFonts w:cstheme="minorHAnsi"/>
+              </w:rPr>
+            </w:pPr>
+            <w:r>
+              <w:rPr>
+                <w:rFonts w:cstheme="minorHAnsi"/>
+              </w:rPr>
+              <w:t>15.6%</w:t>
+            </w:r>
+          </w:p>
+        </w:tc>
+      </w:tr>
+      <w:tr>
+        <w:trPr>
+          <w:tblCellSpacing w:w="15" w:type="dxa"/>
+        </w:trPr>
+        <w:tc>
+          <w:tcPr>
+            <w:tcW w:w="0" w:type="auto"/>
+            <w:vAlign w:val="center"/>
+            <w:hideMark/>
+          </w:tcPr>
+          <w:p>
+            <w:pPr>
+              <w:spacing w:line="200" w:lineRule="atLeast"/>
+              <w:jc w:val="both"/>
+              <w:rPr>
+                <w:rFonts w:cstheme="minorHAnsi"/>
+              </w:rPr>
+            </w:pPr>
+            <w:r>
+              <w:rPr>
+                <w:rFonts w:cstheme="minorHAnsi"/>
+              </w:rPr>
+              <w:lastRenderedPageBreak/>
+              <w:t>$10,000,000 en adelante</w:t>
+            </w:r>
+          </w:p>
+        </w:tc>
+        <w:tc>
+          <w:tcPr>
+            <w:tcW w:w="0" w:type="auto"/>
+            <w:vAlign w:val="center"/>
+            <w:hideMark/>
+          </w:tcPr>
+          <w:p>
+            <w:pPr>
+              <w:spacing w:line="200" w:lineRule="atLeast"/>
+              <w:jc w:val="both"/>
+              <w:rPr>
+                <w:rFonts w:cstheme="minorHAnsi"/>
+              </w:rPr>
+            </w:pPr>
+            <w:r>
+              <w:rPr>
+                <w:rFonts w:cstheme="minorHAnsi"/>
+              </w:rPr>
+              <w:t>14.2%</w:t>
+            </w:r>
+          </w:p>
+        </w:tc>
+      </w:tr>
+    </w:tbl>
+    <w:p>
+      <w:pPr>
+        <w:spacing w:line="200" w:lineRule="atLeast"/>
+        <w:jc w:val="both"/>
+        <w:rPr>
+          <w:rFonts w:cstheme="minorHAnsi"/>
+        </w:rPr>
+      </w:pPr>
+      <w:r>
+        <w:rPr>
+          <w:rFonts w:cstheme="minorHAnsi"/>
+        </w:rPr>
+        <w:t xml:space="preserve">(Corregí el último renglón de "100,000,000" a "10,000,000" porque de otro modo $10,000,001 caería en un hueco sin tasa definida — y justamente es uno de tus casos de prueba. Si en realidad el corte es en 100 millones, dímelo y ajusto una línea en </w:t>
+      </w:r>
+      <w:proofErr w:type="spellStart"/>
+      <w:r>
+        <w:rPr>
+          <w:rFonts w:cstheme="minorHAnsi"/>
+        </w:rPr>
+        <w:t>application.yml</w:t>
+      </w:r>
+      <w:proofErr w:type="spellEnd"/>
+      <w:r>
+        <w:rPr>
+          <w:rFonts w:cstheme="minorHAnsi"/>
+        </w:rPr>
+        <w:t>.)</w:t>
+      </w:r>
+    </w:p>
+    <w:p>
+      <w:pPr>
+        <w:spacing w:line="200" w:lineRule="atLeast"/>
+        <w:jc w:val="both"/>
+        <w:rPr>
+          <w:rFonts w:cstheme="minorHAnsi"/>
+        </w:rPr>
+      </w:pPr>
+      <w:r>
+        <w:rPr>
+          <w:rFonts w:cstheme="minorHAnsi"/>
+        </w:rPr>
+        <w:t xml:space="preserve">Con esto: $158,000 → 16.5% y $10,000,001 → 14.2%.Ahora las excepciones, entidad/repositorio DB2, </w:t>
+      </w:r>
+      <w:proofErr w:type="spellStart"/>
+      <w:r>
+        <w:rPr>
+          <w:rFonts w:cstheme="minorHAnsi"/>
+        </w:rPr>
+        <w:t>DTOs</w:t>
+      </w:r>
+      <w:proofErr w:type="spellEnd"/>
+      <w:r>
+        <w:rPr>
+          <w:rFonts w:cstheme="minorHAnsi"/>
+        </w:rPr>
+        <w:t xml:space="preserve">, servicios y </w:t>
+      </w:r>
+      <w:proofErr w:type="spellStart"/>
+      <w:r>
+        <w:rPr>
+          <w:rFonts w:cstheme="minorHAnsi"/>
+        </w:rPr>
+        <w:t>controlador:Ahora</w:t>
+      </w:r>
+      <w:proofErr w:type="spellEnd"/>
+      <w:r>
+        <w:rPr>
+          <w:rFonts w:cstheme="minorHAnsi"/>
+        </w:rPr>
+        <w:t xml:space="preserve"> los recursos de configuración (</w:t>
+      </w:r>
+      <w:proofErr w:type="spellStart"/>
+      <w:r>
+        <w:rPr>
+          <w:rFonts w:cstheme="minorHAnsi"/>
+        </w:rPr>
+        <w:t>application.yml</w:t>
+      </w:r>
+      <w:proofErr w:type="spellEnd"/>
+      <w:r>
+        <w:rPr>
+          <w:rFonts w:cstheme="minorHAnsi"/>
+        </w:rPr>
+        <w:t xml:space="preserve">, DDL de DB2) y los </w:t>
+      </w:r>
+      <w:proofErr w:type="spellStart"/>
+      <w:r>
+        <w:rPr>
+          <w:rFonts w:cstheme="minorHAnsi"/>
+        </w:rPr>
+        <w:t>tests:Ahora</w:t>
+      </w:r>
+      <w:proofErr w:type="spellEnd"/>
+      <w:r>
+        <w:rPr>
+          <w:rFonts w:cstheme="minorHAnsi"/>
+        </w:rPr>
+        <w:t xml:space="preserve"> los </w:t>
+      </w:r>
+      <w:proofErr w:type="spellStart"/>
+      <w:r>
+        <w:rPr>
+          <w:rFonts w:cstheme="minorHAnsi"/>
+        </w:rPr>
+        <w:t>tests</w:t>
+      </w:r>
+      <w:proofErr w:type="spellEnd"/>
+      <w:r>
+        <w:rPr>
+          <w:rFonts w:cstheme="minorHAnsi"/>
+        </w:rPr>
+        <w:t xml:space="preserve"> unitarios y de integración con los dos casos </w:t>
+      </w:r>
+      <w:proofErr w:type="spellStart"/>
+      <w:r>
+        <w:rPr>
+          <w:rFonts w:cstheme="minorHAnsi"/>
+        </w:rPr>
+        <w:t>solicitados:Ahora</w:t>
+      </w:r>
+      <w:proofErr w:type="spellEnd"/>
+      <w:r>
+        <w:rPr>
+          <w:rFonts w:cstheme="minorHAnsi"/>
+        </w:rPr>
+        <w:t xml:space="preserve"> el README con la explicación de mejores prácticas y cómo usar el </w:t>
+      </w:r>
+      <w:proofErr w:type="spellStart"/>
+      <w:r>
+        <w:rPr>
+          <w:rFonts w:cstheme="minorHAnsi"/>
+        </w:rPr>
+        <w:t>proyecto:Verifico</w:t>
+      </w:r>
+      <w:proofErr w:type="spellEnd"/>
+      <w:r>
+        <w:rPr>
+          <w:rFonts w:cstheme="minorHAnsi"/>
+        </w:rPr>
+        <w:t xml:space="preserve"> que la estructura esté completa y empaqueto el proyecto en un </w:t>
+      </w:r>
+      <w:proofErr w:type="spellStart"/>
+      <w:r>
+        <w:rPr>
+          <w:rFonts w:cstheme="minorHAnsi"/>
+        </w:rPr>
+        <w:t>zip:Noto</w:t>
+      </w:r>
+      <w:proofErr w:type="spellEnd"/>
+      <w:r>
+        <w:rPr>
+          <w:rFonts w:cstheme="minorHAnsi"/>
+        </w:rPr>
+        <w:t xml:space="preserve"> que quedó una carpeta residual mal creada por un problema de expansión de llaves en </w:t>
+      </w:r>
+      <w:proofErr w:type="spellStart"/>
+      <w:r>
+        <w:rPr>
+          <w:rFonts w:cstheme="minorHAnsi"/>
+        </w:rPr>
+        <w:t>bash</w:t>
+      </w:r>
+      <w:proofErr w:type="spellEnd"/>
+      <w:r>
+        <w:rPr>
+          <w:rFonts w:cstheme="minorHAnsi"/>
+        </w:rPr>
+        <w:t xml:space="preserve">. La limpio y regenero el </w:t>
+      </w:r>
+      <w:proofErr w:type="spellStart"/>
+      <w:proofErr w:type="gramStart"/>
+      <w:r>
+        <w:rPr>
+          <w:rFonts w:cstheme="minorHAnsi"/>
+        </w:rPr>
+        <w:t>zip:Zip</w:t>
+      </w:r>
+      <w:proofErr w:type="spellEnd"/>
+      <w:proofErr w:type="gramEnd"/>
+      <w:r>
+        <w:rPr>
+          <w:rFonts w:cstheme="minorHAnsi"/>
+        </w:rPr>
+        <w:t xml:space="preserve"> limpio, 20 archivos </w:t>
+      </w:r>
+      <w:proofErr w:type="spellStart"/>
+      <w:proofErr w:type="gramStart"/>
+      <w:r>
+        <w:rPr>
+          <w:rFonts w:cstheme="minorHAnsi"/>
+        </w:rPr>
+        <w:t>correctos.</w:t>
+      </w:r>
+      <w:r>
+        <w:rPr>
+          <w:rFonts w:cstheme="minorHAnsi"/>
+          <w:b/>
+          <w:bCs/>
+        </w:rPr>
+        <w:t>Qué</w:t>
+      </w:r>
+      <w:proofErr w:type="spellEnd"/>
+      <w:proofErr w:type="gramEnd"/>
+      <w:r>
+        <w:rPr>
+          <w:rFonts w:cstheme="minorHAnsi"/>
+          <w:b/>
+          <w:bCs/>
+        </w:rPr>
+        <w:t xml:space="preserve"> incluye el proyecto</w:t>
+      </w:r>
+      <w:r>
+        <w:rPr>
+          <w:rFonts w:cstheme="minorHAnsi"/>
+        </w:rPr>
+        <w:t xml:space="preserve"> (</w:t>
+      </w:r>
+      <w:proofErr w:type="spellStart"/>
+      <w:r>
+        <w:rPr>
+          <w:rFonts w:cstheme="minorHAnsi"/>
+        </w:rPr>
+        <w:t>mvn</w:t>
+      </w:r>
+      <w:proofErr w:type="spellEnd"/>
+      <w:r>
+        <w:rPr>
+          <w:rFonts w:cstheme="minorHAnsi"/>
+        </w:rPr>
+        <w:t xml:space="preserve"> </w:t>
+      </w:r>
+      <w:proofErr w:type="spellStart"/>
+      <w:r>
+        <w:rPr>
+          <w:rFonts w:cstheme="minorHAnsi"/>
+        </w:rPr>
+        <w:t>clean</w:t>
+      </w:r>
+      <w:proofErr w:type="spellEnd"/>
+      <w:r>
+        <w:rPr>
+          <w:rFonts w:cstheme="minorHAnsi"/>
+        </w:rPr>
+        <w:t xml:space="preserve"> </w:t>
+      </w:r>
+      <w:proofErr w:type="spellStart"/>
+      <w:r>
+        <w:rPr>
+          <w:rFonts w:cstheme="minorHAnsi"/>
+        </w:rPr>
+        <w:t>install</w:t>
+      </w:r>
+      <w:proofErr w:type="spellEnd"/>
+      <w:r>
+        <w:rPr>
+          <w:rFonts w:cstheme="minorHAnsi"/>
+        </w:rPr>
+        <w:t xml:space="preserve"> no se pudo ejecutar aquí porque este entorno no tiene salida a Maven Central, pero el código está listo para compilar en tu máquina):</w:t>
+      </w:r>
+    </w:p>
+    <w:p>
+      <w:pPr>
+        <w:numPr>
+          <w:ilvl w:val="0"/>
+          <w:numId w:val="11"/>
+        </w:numPr>
+        <w:spacing w:line="200" w:lineRule="atLeast"/>
+        <w:jc w:val="both"/>
+        <w:rPr>
+          <w:rFonts w:cstheme="minorHAnsi"/>
+        </w:rPr>
+      </w:pPr>
+      <w:proofErr w:type="spellStart"/>
+      <w:r>
+        <w:rPr>
+          <w:rFonts w:cstheme="minorHAnsi"/>
+          <w:b/>
+          <w:bCs/>
+        </w:rPr>
+        <w:t>Endpoint</w:t>
+      </w:r>
+      <w:proofErr w:type="spellEnd"/>
+      <w:r>
+        <w:rPr>
+          <w:rFonts w:cstheme="minorHAnsi"/>
+        </w:rPr>
+        <w:t xml:space="preserve"> GET /api/v1/</w:t>
+      </w:r>
+      <w:proofErr w:type="spellStart"/>
+      <w:r>
+        <w:rPr>
+          <w:rFonts w:cstheme="minorHAnsi"/>
+        </w:rPr>
+        <w:t>loans</w:t>
+      </w:r>
+      <w:proofErr w:type="spellEnd"/>
+      <w:r>
+        <w:rPr>
+          <w:rFonts w:cstheme="minorHAnsi"/>
+        </w:rPr>
+        <w:t>/</w:t>
+      </w:r>
+      <w:proofErr w:type="spellStart"/>
+      <w:r>
+        <w:rPr>
+          <w:rFonts w:cstheme="minorHAnsi"/>
+        </w:rPr>
+        <w:t>amortization?montoCredito</w:t>
+      </w:r>
+      <w:proofErr w:type="spellEnd"/>
+      <w:r>
+        <w:rPr>
+          <w:rFonts w:cstheme="minorHAnsi"/>
+        </w:rPr>
+        <w:t>=158000 con validación @Min(</w:t>
+      </w:r>
+      <w:proofErr w:type="gramStart"/>
+      <w:r>
+        <w:rPr>
+          <w:rFonts w:cstheme="minorHAnsi"/>
+        </w:rPr>
+        <w:t>1)/</w:t>
+      </w:r>
+      <w:proofErr w:type="gramEnd"/>
+      <w:r>
+        <w:rPr>
+          <w:rFonts w:cstheme="minorHAnsi"/>
+        </w:rPr>
+        <w:t>@</w:t>
+      </w:r>
+      <w:proofErr w:type="gramStart"/>
+      <w:r>
+        <w:rPr>
+          <w:rFonts w:cstheme="minorHAnsi"/>
+        </w:rPr>
+        <w:t>Max(</w:t>
+      </w:r>
+      <w:proofErr w:type="gramEnd"/>
+      <w:r>
+        <w:rPr>
+          <w:rFonts w:cstheme="minorHAnsi"/>
+        </w:rPr>
+        <w:t>1000000000).</w:t>
+      </w:r>
+    </w:p>
+    <w:p>
+      <w:pPr>
+        <w:numPr>
+          <w:ilvl w:val="0"/>
+          <w:numId w:val="11"/>
+        </w:numPr>
+        <w:spacing w:line="200" w:lineRule="atLeast"/>
+        <w:jc w:val="both"/>
+        <w:rPr>
+          <w:rFonts w:cstheme="minorHAnsi"/>
+        </w:rPr>
+      </w:pPr>
+      <w:proofErr w:type="spellStart"/>
+      <w:r>
+        <w:rPr>
+          <w:rFonts w:cstheme="minorHAnsi"/>
+          <w:b/>
+          <w:bCs/>
+        </w:rPr>
+        <w:t>InterestRateProvider</w:t>
+      </w:r>
+      <w:proofErr w:type="spellEnd"/>
+      <w:r>
+        <w:rPr>
+          <w:rFonts w:cstheme="minorHAnsi"/>
+        </w:rPr>
+        <w:t xml:space="preserve">: interfaz que desacopla el cálculo de negocio de dónde vienen las tasas, con dos implementaciones intercambiables por perfil de Spring: </w:t>
+      </w:r>
+    </w:p>
+    <w:p>
+      <w:pPr>
+        <w:numPr>
+          <w:ilvl w:val="1"/>
+          <w:numId w:val="11"/>
+        </w:numPr>
+        <w:spacing w:line="200" w:lineRule="atLeast"/>
+        <w:jc w:val="both"/>
+        <w:rPr>
+          <w:rFonts w:cstheme="minorHAnsi"/>
+        </w:rPr>
+      </w:pPr>
+      <w:proofErr w:type="spellStart"/>
+      <w:r>
+        <w:rPr>
+          <w:rFonts w:cstheme="minorHAnsi"/>
+        </w:rPr>
+        <w:t>PropertiesInterestRateProvider</w:t>
+      </w:r>
+      <w:proofErr w:type="spellEnd"/>
+      <w:r>
+        <w:rPr>
+          <w:rFonts w:cstheme="minorHAnsi"/>
+        </w:rPr>
+        <w:t xml:space="preserve"> (activa por defecto, lee </w:t>
+      </w:r>
+      <w:proofErr w:type="spellStart"/>
+      <w:r>
+        <w:rPr>
+          <w:rFonts w:cstheme="minorHAnsi"/>
+        </w:rPr>
+        <w:t>application.yml</w:t>
+      </w:r>
+      <w:proofErr w:type="spellEnd"/>
+      <w:r>
+        <w:rPr>
+          <w:rFonts w:cstheme="minorHAnsi"/>
+        </w:rPr>
+        <w:t>).</w:t>
+      </w:r>
+    </w:p>
+    <w:p>
+      <w:pPr>
+        <w:numPr>
+          <w:ilvl w:val="1"/>
+          <w:numId w:val="11"/>
+        </w:numPr>
+        <w:spacing w:line="200" w:lineRule="atLeast"/>
+        <w:jc w:val="both"/>
+        <w:rPr>
+          <w:rFonts w:cstheme="minorHAnsi"/>
+        </w:rPr>
+      </w:pPr>
+      <w:proofErr w:type="spellStart"/>
+      <w:r>
+        <w:rPr>
+          <w:rFonts w:cstheme="minorHAnsi"/>
+        </w:rPr>
+        <w:t>DatabaseInterestRateProvider</w:t>
+      </w:r>
+      <w:proofErr w:type="spellEnd"/>
+      <w:r>
+        <w:rPr>
+          <w:rFonts w:cstheme="minorHAnsi"/>
+        </w:rPr>
+        <w:t xml:space="preserve"> (perfil db2-rates, lee la tabla TASA_INTERES_PRESTAMO en DB2 vía JPA, con @Cacheable para no golpear la BD en cada </w:t>
+      </w:r>
+      <w:proofErr w:type="spellStart"/>
+      <w:r>
+        <w:rPr>
+          <w:rFonts w:cstheme="minorHAnsi"/>
+        </w:rPr>
+        <w:t>request</w:t>
+      </w:r>
+      <w:proofErr w:type="spellEnd"/>
+      <w:r>
+        <w:rPr>
+          <w:rFonts w:cstheme="minorHAnsi"/>
+        </w:rPr>
+        <w:t>).</w:t>
+      </w:r>
+    </w:p>
+    <w:p>
+      <w:pPr>
+        <w:numPr>
+          <w:ilvl w:val="0"/>
+          <w:numId w:val="11"/>
+        </w:numPr>
+        <w:spacing w:line="200" w:lineRule="atLeast"/>
+        <w:jc w:val="both"/>
+        <w:rPr>
+          <w:rFonts w:cstheme="minorHAnsi"/>
+        </w:rPr>
+      </w:pPr>
+      <w:r>
+        <w:rPr>
+          <w:rFonts w:cstheme="minorHAnsi"/>
+        </w:rPr>
+        <w:t>DDL de ejemplo para DB2 (db2-schema.sql) con columnas de vigencia y auditoría.</w:t>
+      </w:r>
+    </w:p>
+    <w:p>
+      <w:pPr>
+        <w:numPr>
+          <w:ilvl w:val="0"/>
+          <w:numId w:val="11"/>
+        </w:numPr>
+        <w:spacing w:line="200" w:lineRule="atLeast"/>
+        <w:jc w:val="both"/>
+        <w:rPr>
+          <w:rFonts w:cstheme="minorHAnsi"/>
+        </w:rPr>
+      </w:pPr>
+      <w:r>
+        <w:rPr>
+          <w:rFonts w:cstheme="minorHAnsi"/>
+        </w:rPr>
+        <w:t>Manejo de errores (400/404) con @RestControllerAdvice.</w:t>
+      </w:r>
+    </w:p>
+    <w:p>
+      <w:pPr>
+        <w:numPr>
+          <w:ilvl w:val="0"/>
+          <w:numId w:val="11"/>
+        </w:numPr>
+        <w:spacing w:line="200" w:lineRule="atLeast"/>
+        <w:jc w:val="both"/>
+        <w:rPr>
+          <w:rFonts w:cstheme="minorHAnsi"/>
+        </w:rPr>
+      </w:pPr>
+      <w:proofErr w:type="spellStart"/>
+      <w:r>
+        <w:rPr>
+          <w:rFonts w:cstheme="minorHAnsi"/>
+          <w:b/>
+          <w:bCs/>
+        </w:rPr>
+        <w:t>Tests</w:t>
+      </w:r>
+      <w:proofErr w:type="spellEnd"/>
+      <w:r>
+        <w:rPr>
+          <w:rFonts w:cstheme="minorHAnsi"/>
+        </w:rPr>
+        <w:t xml:space="preserve">: </w:t>
+      </w:r>
+      <w:proofErr w:type="spellStart"/>
+      <w:r>
+        <w:rPr>
+          <w:rFonts w:cstheme="minorHAnsi"/>
+        </w:rPr>
+        <w:t>LoanAmortizationServiceTest</w:t>
+      </w:r>
+      <w:proofErr w:type="spellEnd"/>
+      <w:r>
+        <w:rPr>
+          <w:rFonts w:cstheme="minorHAnsi"/>
+        </w:rPr>
+        <w:t xml:space="preserve"> (unitario) y </w:t>
+      </w:r>
+      <w:proofErr w:type="spellStart"/>
+      <w:r>
+        <w:rPr>
+          <w:rFonts w:cstheme="minorHAnsi"/>
+        </w:rPr>
+        <w:t>LoanControllerIntegrationTest</w:t>
+      </w:r>
+      <w:proofErr w:type="spellEnd"/>
+      <w:r>
+        <w:rPr>
+          <w:rFonts w:cstheme="minorHAnsi"/>
+        </w:rPr>
+        <w:t xml:space="preserve"> (</w:t>
+      </w:r>
+      <w:proofErr w:type="spellStart"/>
+      <w:r>
+        <w:rPr>
+          <w:rFonts w:cstheme="minorHAnsi"/>
+        </w:rPr>
+        <w:t>MockMvc</w:t>
+      </w:r>
+      <w:proofErr w:type="spellEnd"/>
+      <w:r>
+        <w:rPr>
+          <w:rFonts w:cstheme="minorHAnsi"/>
+        </w:rPr>
+        <w:t>) con exactamente los dos casos pedidos — $158,000 → 16.5% y $10,000,001 → 14.2% — más casos de error.</w:t>
+      </w:r>
+    </w:p>
+    <w:p>
+      <w:pPr>
+        <w:numPr>
+          <w:ilvl w:val="0"/>
+          <w:numId w:val="11"/>
+        </w:numPr>
+        <w:spacing w:line="200" w:lineRule="atLeast"/>
+        <w:jc w:val="both"/>
+        <w:rPr>
+          <w:rFonts w:cstheme="minorHAnsi"/>
+        </w:rPr>
+      </w:pPr>
+      <w:r>
+        <w:rPr>
+          <w:rFonts w:cstheme="minorHAnsi"/>
+          <w:b/>
+          <w:bCs/>
+        </w:rPr>
+        <w:t>README.md</w:t>
+      </w:r>
+      <w:r>
+        <w:rPr>
+          <w:rFonts w:cstheme="minorHAnsi"/>
+        </w:rPr>
+        <w:t xml:space="preserve"> con la tabla comparativa </w:t>
+      </w:r>
+      <w:proofErr w:type="spellStart"/>
+      <w:r>
+        <w:rPr>
+          <w:rFonts w:cstheme="minorHAnsi"/>
+        </w:rPr>
+        <w:t>properties</w:t>
+      </w:r>
+      <w:proofErr w:type="spellEnd"/>
+      <w:r>
+        <w:rPr>
+          <w:rFonts w:cstheme="minorHAnsi"/>
+        </w:rPr>
+        <w:t xml:space="preserve"> vs. tabla de parámetros y la recomendación (tabla en DB2 para producción, por auditoría, vigencias y actualización sin </w:t>
+      </w:r>
+      <w:proofErr w:type="spellStart"/>
+      <w:r>
+        <w:rPr>
+          <w:rFonts w:cstheme="minorHAnsi"/>
+        </w:rPr>
+        <w:t>redeploy</w:t>
+      </w:r>
+      <w:proofErr w:type="spellEnd"/>
+      <w:r>
+        <w:rPr>
+          <w:rFonts w:cstheme="minorHAnsi"/>
+        </w:rPr>
+        <w:t>).</w:t>
+      </w:r>
+    </w:p>
+    <w:p>
+      <w:pPr>
+        <w:spacing w:line="200" w:lineRule="atLeast"/>
+        <w:jc w:val="both"/>
+        <w:rPr>
+          <w:rFonts w:cstheme="minorHAnsi"/>
+        </w:rPr>
+      </w:pPr>
+      <w:r>
+        <w:rPr>
+          <w:rFonts w:cstheme="minorHAnsi"/>
+        </w:rPr>
+        <w:t xml:space="preserve">Un detalle importante que quedó marcado tanto en el código como en el README: tuve que corregir el último rango de la tabla (de "Crédito &gt; 100,000,000" a "Crédito &gt; 10,000,000"), porque de lo contrario tu segundo caso de prueba, $10,000,001, caería en un hueco sin tasa asignada. Si el corte real sí es en 100 millones, solo hay que cambiar una línea en </w:t>
+      </w:r>
+      <w:proofErr w:type="spellStart"/>
+      <w:r>
+        <w:rPr>
+          <w:rFonts w:cstheme="minorHAnsi"/>
+        </w:rPr>
+        <w:t>application.yml</w:t>
+      </w:r>
+      <w:proofErr w:type="spellEnd"/>
+      <w:r>
+        <w:rPr>
+          <w:rFonts w:cstheme="minorHAnsi"/>
+        </w:rPr>
+        <w:t>.</w:t>
+      </w:r>
     </w:p>
     <w:p>
       <w:pPr>
@@ -7340,6 +8500,155 @@
 <file path=word/numbering.xml><?xml version="1.0" encoding="utf-8"?>
 <w:numbering xmlns:wpc="http://schemas.microsoft.com/office/word/2010/wordprocessingCanvas" xmlns:cx="http://schemas.microsoft.com/office/drawing/2014/chartex" xmlns:cx1="http://schemas.microsoft.com/office/drawing/2015/9/8/chartex" xmlns:cx2="http://schemas.microsoft.com/office/drawing/2015/10/21/chartex" xmlns:cx3="http://schemas.microsoft.com/office/drawing/2016/5/9/chartex" xmlns:cx4="http://schemas.microsoft.com/office/drawing/2016/5/10/chartex" xmlns:cx5="http://schemas.microsoft.com/office/drawing/2016/5/11/chartex" xmlns:cx6="http://schemas.microsoft.com/office/drawing/2016/5/12/chartex" xmlns:cx7="http://schemas.microsoft.com/office/drawing/2016/5/13/chartex" xmlns:cx8="http://schemas.microsoft.com/office/drawing/2016/5/14/chartex" xmlns:mc="http://schemas.openxmlformats.org/markup-compatibility/2006" xmlns:aink="http://schemas.microsoft.com/office/drawing/2016/ink" xmlns:am3d="http://schemas.microsoft.com/office/drawing/2017/model3d" xmlns:o="urn:schemas-microsoft-com:office:office" xmlns:oel="http://schemas.microsoft.com/office/2019/extlst" xmlns:r="http://schemas.openxmlformats.org/officeDocument/2006/relationships" xmlns:m="http://schemas.openxmlformats.org/officeDocument/2006/math" xmlns:v="urn:schemas-microsoft-com:vml" xmlns:wp14="http://schemas.microsoft.com/office/word/2010/wordprocessingDrawing" xmlns:wp="http://schemas.openxmlformats.org/drawingml/2006/wordprocessingDrawing" xmlns:w10="urn:schemas-microsoft-com:office:word" xmlns:w="http://schemas.openxmlformats.org/wordprocessingml/2006/main" xmlns:w14="http://schemas.microsoft.com/office/word/2010/wordml" xmlns:w15="http://schemas.microsoft.com/office/word/2012/wordml" xmlns:w16cei="http://schemas.microsoft.com/office/word/2026/wordml/cei" xmlns:w16cex="http://schemas.microsoft.com/office/word/2018/wordml/cex" xmlns:w16cid="http://schemas.microsoft.com/office/word/2016/wordml/cid" xmlns:w16="http://schemas.microsoft.com/office/word/2018/wordml" xmlns:w16du="http://schemas.microsoft.com/office/word/2023/wordml/word16du" xmlns:w16sdtdh="http://schemas.microsoft.com/office/word/2020/wordml/sdtdatahash" xmlns:w16sdtfl="http://schemas.microsoft.com/office/word/2024/wordml/sdtformatlock" xmlns:w16se="http://schemas.microsoft.com/office/word/2015/wordml/symex" xmlns:wpg="http://schemas.microsoft.com/office/word/2010/wordprocessingGroup" xmlns:wpi="http://schemas.microsoft.com/office/word/2010/wordprocessingInk" xmlns:wne="http://schemas.microsoft.com/office/word/2006/wordml" xmlns:wps="http://schemas.microsoft.com/office/word/2010/wordprocessingShape" mc:Ignorable="w14 w15 w16se w16cid w16 w16cex w16sdtdh w16sdtfl w16du wp14">
   <w:abstractNum w:abstractNumId="0" w15:restartNumberingAfterBreak="0">
+    <w:nsid w:val="0CBF37EB"/>
+    <w:multiLevelType w:val="multilevel"/>
+    <w:tmpl w:val="FA6E1A2C"/>
+    <w:lvl w:ilvl="0">
+      <w:start w:val="1"/>
+      <w:numFmt w:val="bullet"/>
+      <w:lvlText w:val=""/>
+      <w:lvlJc w:val="left"/>
+      <w:pPr>
+        <w:tabs>
+          <w:tab w:val="num" w:pos="720"/>
+        </w:tabs>
+        <w:ind w:left="720" w:hanging="360"/>
+      </w:pPr>
+      <w:rPr>
+        <w:rFonts w:ascii="Symbol" w:hAnsi="Symbol" w:hint="default"/>
+        <w:sz w:val="20"/>
+      </w:rPr>
+    </w:lvl>
+    <w:lvl w:ilvl="1">
+      <w:start w:val="1"/>
+      <w:numFmt w:val="bullet"/>
+      <w:lvlText w:val="o"/>
+      <w:lvlJc w:val="left"/>
+      <w:pPr>
+        <w:tabs>
+          <w:tab w:val="num" w:pos="1440"/>
+        </w:tabs>
+        <w:ind w:left="1440" w:hanging="360"/>
+      </w:pPr>
+      <w:rPr>
+        <w:rFonts w:ascii="Courier New" w:hAnsi="Courier New" w:hint="default"/>
+        <w:sz w:val="20"/>
+      </w:rPr>
+    </w:lvl>
+    <w:lvl w:ilvl="2" w:tentative="1">
+      <w:start w:val="1"/>
+      <w:numFmt w:val="bullet"/>
+      <w:lvlText w:val=""/>
+      <w:lvlJc w:val="left"/>
+      <w:pPr>
+        <w:tabs>
+          <w:tab w:val="num" w:pos="2160"/>
+        </w:tabs>
+        <w:ind w:left="2160" w:hanging="360"/>
+      </w:pPr>
+      <w:rPr>
+        <w:rFonts w:ascii="Wingdings" w:hAnsi="Wingdings" w:hint="default"/>
+        <w:sz w:val="20"/>
+      </w:rPr>
+    </w:lvl>
+    <w:lvl w:ilvl="3" w:tentative="1">
+      <w:start w:val="1"/>
+      <w:numFmt w:val="bullet"/>
+      <w:lvlText w:val=""/>
+      <w:lvlJc w:val="left"/>
+      <w:pPr>
+        <w:tabs>
+          <w:tab w:val="num" w:pos="2880"/>
+        </w:tabs>
+        <w:ind w:left="2880" w:hanging="360"/>
+      </w:pPr>
+      <w:rPr>
+        <w:rFonts w:ascii="Wingdings" w:hAnsi="Wingdings" w:hint="default"/>
+        <w:sz w:val="20"/>
+      </w:rPr>
+    </w:lvl>
+    <w:lvl w:ilvl="4" w:tentative="1">
+      <w:start w:val="1"/>
+      <w:numFmt w:val="bullet"/>
+      <w:lvlText w:val=""/>
+      <w:lvlJc w:val="left"/>
+      <w:pPr>
+        <w:tabs>
+          <w:tab w:val="num" w:pos="3600"/>
+        </w:tabs>
+        <w:ind w:left="3600" w:hanging="360"/>
+      </w:pPr>
+      <w:rPr>
+        <w:rFonts w:ascii="Wingdings" w:hAnsi="Wingdings" w:hint="default"/>
+        <w:sz w:val="20"/>
+      </w:rPr>
+    </w:lvl>
+    <w:lvl w:ilvl="5" w:tentative="1">
+      <w:start w:val="1"/>
+      <w:numFmt w:val="bullet"/>
+      <w:lvlText w:val=""/>
+      <w:lvlJc w:val="left"/>
+      <w:pPr>
+        <w:tabs>
+          <w:tab w:val="num" w:pos="4320"/>
+        </w:tabs>
+        <w:ind w:left="4320" w:hanging="360"/>
+      </w:pPr>
+      <w:rPr>
+        <w:rFonts w:ascii="Wingdings" w:hAnsi="Wingdings" w:hint="default"/>
+        <w:sz w:val="20"/>
+      </w:rPr>
+    </w:lvl>
+    <w:lvl w:ilvl="6" w:tentative="1">
+      <w:start w:val="1"/>
+      <w:numFmt w:val="bullet"/>
+      <w:lvlText w:val=""/>
+      <w:lvlJc w:val="left"/>
+      <w:pPr>
+        <w:tabs>
+          <w:tab w:val="num" w:pos="5040"/>
+        </w:tabs>
+        <w:ind w:left="5040" w:hanging="360"/>
+      </w:pPr>
+      <w:rPr>
+        <w:rFonts w:ascii="Wingdings" w:hAnsi="Wingdings" w:hint="default"/>
+        <w:sz w:val="20"/>
+      </w:rPr>
+    </w:lvl>
+    <w:lvl w:ilvl="7" w:tentative="1">
+      <w:start w:val="1"/>
+      <w:numFmt w:val="bullet"/>
+      <w:lvlText w:val=""/>
+      <w:lvlJc w:val="left"/>
+      <w:pPr>
+        <w:tabs>
+          <w:tab w:val="num" w:pos="5760"/>
+        </w:tabs>
+        <w:ind w:left="5760" w:hanging="360"/>
+      </w:pPr>
+      <w:rPr>
+        <w:rFonts w:ascii="Wingdings" w:hAnsi="Wingdings" w:hint="default"/>
+        <w:sz w:val="20"/>
+      </w:rPr>
+    </w:lvl>
+    <w:lvl w:ilvl="8" w:tentative="1">
+      <w:start w:val="1"/>
+      <w:numFmt w:val="bullet"/>
+      <w:lvlText w:val=""/>
+      <w:lvlJc w:val="left"/>
+      <w:pPr>
+        <w:tabs>
+          <w:tab w:val="num" w:pos="6480"/>
+        </w:tabs>
+        <w:ind w:left="6480" w:hanging="360"/>
+      </w:pPr>
+      <w:rPr>
+        <w:rFonts w:ascii="Wingdings" w:hAnsi="Wingdings" w:hint="default"/>
+        <w:sz w:val="20"/>
+      </w:rPr>
+    </w:lvl>
+  </w:abstractNum>
+  <w:abstractNum w:abstractNumId="1" w15:restartNumberingAfterBreak="0">
     <w:nsid w:val="108B4DE9"/>
     <w:multiLevelType w:val="multilevel"/>
     <w:tmpl w:val="393C380E"/>
@@ -7488,7 +8797,7 @@
       </w:rPr>
     </w:lvl>
   </w:abstractNum>
-  <w:abstractNum w:abstractNumId="1" w15:restartNumberingAfterBreak="0">
+  <w:abstractNum w:abstractNumId="2" w15:restartNumberingAfterBreak="0">
     <w:nsid w:val="11F62F1E"/>
     <w:multiLevelType w:val="multilevel"/>
     <w:tmpl w:val="7DFA781A"/>
@@ -7605,7 +8914,7 @@
       </w:pPr>
     </w:lvl>
   </w:abstractNum>
-  <w:abstractNum w:abstractNumId="2" w15:restartNumberingAfterBreak="0">
+  <w:abstractNum w:abstractNumId="3" w15:restartNumberingAfterBreak="0">
     <w:nsid w:val="1AE74160"/>
     <w:multiLevelType w:val="multilevel"/>
     <w:tmpl w:val="8EFA9360"/>
@@ -7754,7 +9063,7 @@
       </w:rPr>
     </w:lvl>
   </w:abstractNum>
-  <w:abstractNum w:abstractNumId="3" w15:restartNumberingAfterBreak="0">
+  <w:abstractNum w:abstractNumId="4" w15:restartNumberingAfterBreak="0">
     <w:nsid w:val="1E2D59B7"/>
     <w:multiLevelType w:val="multilevel"/>
     <w:tmpl w:val="30C2D67A"/>
@@ -7903,7 +9212,7 @@
       </w:rPr>
     </w:lvl>
   </w:abstractNum>
-  <w:abstractNum w:abstractNumId="4" w15:restartNumberingAfterBreak="0">
+  <w:abstractNum w:abstractNumId="5" w15:restartNumberingAfterBreak="0">
     <w:nsid w:val="2ED85DD8"/>
     <w:multiLevelType w:val="multilevel"/>
     <w:tmpl w:val="EEEA3BE4"/>
@@ -8052,7 +9361,7 @@
       </w:rPr>
     </w:lvl>
   </w:abstractNum>
-  <w:abstractNum w:abstractNumId="5" w15:restartNumberingAfterBreak="0">
+  <w:abstractNum w:abstractNumId="6" w15:restartNumberingAfterBreak="0">
     <w:nsid w:val="45505C75"/>
     <w:multiLevelType w:val="multilevel"/>
     <w:tmpl w:val="732CF428"/>
@@ -8201,7 +9510,7 @@
       </w:rPr>
     </w:lvl>
   </w:abstractNum>
-  <w:abstractNum w:abstractNumId="6" w15:restartNumberingAfterBreak="0">
+  <w:abstractNum w:abstractNumId="7" w15:restartNumberingAfterBreak="0">
     <w:nsid w:val="49B57A1C"/>
     <w:multiLevelType w:val="multilevel"/>
     <w:tmpl w:val="9404FBA2"/>
@@ -8350,7 +9659,7 @@
       </w:rPr>
     </w:lvl>
   </w:abstractNum>
-  <w:abstractNum w:abstractNumId="7" w15:restartNumberingAfterBreak="0">
+  <w:abstractNum w:abstractNumId="8" w15:restartNumberingAfterBreak="0">
     <w:nsid w:val="4CEC5020"/>
     <w:multiLevelType w:val="multilevel"/>
     <w:tmpl w:val="4754BD80"/>
@@ -8499,7 +9808,7 @@
       </w:rPr>
     </w:lvl>
   </w:abstractNum>
-  <w:abstractNum w:abstractNumId="8" w15:restartNumberingAfterBreak="0">
+  <w:abstractNum w:abstractNumId="9" w15:restartNumberingAfterBreak="0">
     <w:nsid w:val="6EDD5457"/>
     <w:multiLevelType w:val="multilevel"/>
     <w:tmpl w:val="C15A4208"/>
@@ -8648,7 +9957,7 @@
       </w:rPr>
     </w:lvl>
   </w:abstractNum>
-  <w:abstractNum w:abstractNumId="9" w15:restartNumberingAfterBreak="0">
+  <w:abstractNum w:abstractNumId="10" w15:restartNumberingAfterBreak="0">
     <w:nsid w:val="794C2E1B"/>
     <w:multiLevelType w:val="multilevel"/>
     <w:tmpl w:val="EDDCAE74"/>
@@ -8798,34 +10107,37 @@
     </w:lvl>
   </w:abstractNum>
   <w:num w:numId="1" w16cid:durableId="1777604247">
-    <w:abstractNumId w:val="0"/>
+    <w:abstractNumId w:val="1"/>
   </w:num>
   <w:num w:numId="2" w16cid:durableId="1142188866">
+    <w:abstractNumId w:val="8"/>
+  </w:num>
+  <w:num w:numId="3" w16cid:durableId="1208949084">
+    <w:abstractNumId w:val="4"/>
+  </w:num>
+  <w:num w:numId="4" w16cid:durableId="658389179">
+    <w:abstractNumId w:val="3"/>
+  </w:num>
+  <w:num w:numId="5" w16cid:durableId="45495889">
+    <w:abstractNumId w:val="5"/>
+  </w:num>
+  <w:num w:numId="6" w16cid:durableId="61024503">
+    <w:abstractNumId w:val="10"/>
+  </w:num>
+  <w:num w:numId="7" w16cid:durableId="224922807">
     <w:abstractNumId w:val="7"/>
   </w:num>
-  <w:num w:numId="3" w16cid:durableId="1208949084">
-    <w:abstractNumId w:val="3"/>
+  <w:num w:numId="8" w16cid:durableId="1341591471">
+    <w:abstractNumId w:val="9"/>
   </w:num>
-  <w:num w:numId="4" w16cid:durableId="658389179">
+  <w:num w:numId="9" w16cid:durableId="564023813">
+    <w:abstractNumId w:val="6"/>
+  </w:num>
+  <w:num w:numId="10" w16cid:durableId="7291831">
     <w:abstractNumId w:val="2"/>
   </w:num>
-  <w:num w:numId="5" w16cid:durableId="45495889">
-    <w:abstractNumId w:val="4"/>
-  </w:num>
-  <w:num w:numId="6" w16cid:durableId="61024503">
-    <w:abstractNumId w:val="9"/>
-  </w:num>
-  <w:num w:numId="7" w16cid:durableId="224922807">
-    <w:abstractNumId w:val="6"/>
-  </w:num>
-  <w:num w:numId="8" w16cid:durableId="1341591471">
-    <w:abstractNumId w:val="8"/>
-  </w:num>
-  <w:num w:numId="9" w16cid:durableId="564023813">
-    <w:abstractNumId w:val="5"/>
-  </w:num>
-  <w:num w:numId="10" w16cid:durableId="7291831">
-    <w:abstractNumId w:val="1"/>
+  <w:num w:numId="11" w16cid:durableId="736049773">
+    <w:abstractNumId w:val="0"/>
   </w:num>
 </w:numbering>
 </file>
